--- a/tillsyn/A 21821-2026 tillsynsbegäran.docx
+++ b/tillsyn/A 21821-2026 tillsynsbegäran.docx
@@ -231,7 +231,7 @@
     <w:r>
       <w:tab/>
       <w:tab/>
-      <w:t>2026-05-09</w:t>
+      <w:t>2026-05-10</w:t>
       <w:br/>
       <w:br/>
     </w:r>

--- a/tillsyn/A 21821-2026 tillsynsbegäran.docx
+++ b/tillsyn/A 21821-2026 tillsynsbegäran.docx
@@ -231,7 +231,7 @@
     <w:r>
       <w:tab/>
       <w:tab/>
-      <w:t>2026-05-10</w:t>
+      <w:t>2026-05-11</w:t>
       <w:br/>
       <w:br/>
     </w:r>

--- a/tillsyn/A 21821-2026 tillsynsbegäran.docx
+++ b/tillsyn/A 21821-2026 tillsynsbegäran.docx
@@ -231,7 +231,7 @@
     <w:r>
       <w:tab/>
       <w:tab/>
-      <w:t>2026-05-11</w:t>
+      <w:t>2026-05-12</w:t>
       <w:br/>
       <w:br/>
     </w:r>

--- a/tillsyn/A 21821-2026 tillsynsbegäran.docx
+++ b/tillsyn/A 21821-2026 tillsynsbegäran.docx
@@ -231,7 +231,7 @@
     <w:r>
       <w:tab/>
       <w:tab/>
-      <w:t>2026-05-12</w:t>
+      <w:t>2026-05-13</w:t>
       <w:br/>
       <w:br/>
     </w:r>

--- a/tillsyn/A 21821-2026 tillsynsbegäran.docx
+++ b/tillsyn/A 21821-2026 tillsynsbegäran.docx
@@ -231,7 +231,7 @@
     <w:r>
       <w:tab/>
       <w:tab/>
-      <w:t>2026-05-13</w:t>
+      <w:t>2026-05-16</w:t>
       <w:br/>
       <w:br/>
     </w:r>

--- a/tillsyn/A 21821-2026 tillsynsbegäran.docx
+++ b/tillsyn/A 21821-2026 tillsynsbegäran.docx
@@ -231,7 +231,7 @@
     <w:r>
       <w:tab/>
       <w:tab/>
-      <w:t>2026-05-16</w:t>
+      <w:t>2026-05-17</w:t>
       <w:br/>
       <w:br/>
     </w:r>

--- a/tillsyn/A 21821-2026 tillsynsbegäran.docx
+++ b/tillsyn/A 21821-2026 tillsynsbegäran.docx
@@ -231,7 +231,7 @@
     <w:r>
       <w:tab/>
       <w:tab/>
-      <w:t>2026-05-17</w:t>
+      <w:t>2026-05-18</w:t>
       <w:br/>
       <w:br/>
     </w:r>

--- a/tillsyn/A 21821-2026 tillsynsbegäran.docx
+++ b/tillsyn/A 21821-2026 tillsynsbegäran.docx
@@ -231,7 +231,7 @@
     <w:r>
       <w:tab/>
       <w:tab/>
-      <w:t>2026-05-18</w:t>
+      <w:t>2026-05-19</w:t>
       <w:br/>
       <w:br/>
     </w:r>

--- a/tillsyn/A 21821-2026 tillsynsbegäran.docx
+++ b/tillsyn/A 21821-2026 tillsynsbegäran.docx
@@ -231,7 +231,7 @@
     <w:r>
       <w:tab/>
       <w:tab/>
-      <w:t>2026-05-19</w:t>
+      <w:t>2026-05-20</w:t>
       <w:br/>
       <w:br/>
     </w:r>

--- a/tillsyn/A 21821-2026 tillsynsbegäran.docx
+++ b/tillsyn/A 21821-2026 tillsynsbegäran.docx
@@ -231,7 +231,7 @@
     <w:r>
       <w:tab/>
       <w:tab/>
-      <w:t>2026-05-20</w:t>
+      <w:t>2026-05-21</w:t>
       <w:br/>
       <w:br/>
     </w:r>

--- a/tillsyn/A 21821-2026 tillsynsbegäran.docx
+++ b/tillsyn/A 21821-2026 tillsynsbegäran.docx
@@ -231,7 +231,7 @@
     <w:r>
       <w:tab/>
       <w:tab/>
-      <w:t>2026-05-21</w:t>
+      <w:t>2026-05-22</w:t>
       <w:br/>
       <w:br/>
     </w:r>

--- a/tillsyn/A 21821-2026 tillsynsbegäran.docx
+++ b/tillsyn/A 21821-2026 tillsynsbegäran.docx
@@ -231,7 +231,7 @@
     <w:r>
       <w:tab/>
       <w:tab/>
-      <w:t>2026-05-22</w:t>
+      <w:t>2026-05-23</w:t>
       <w:br/>
       <w:br/>
     </w:r>

--- a/tillsyn/A 21821-2026 tillsynsbegäran.docx
+++ b/tillsyn/A 21821-2026 tillsynsbegäran.docx
@@ -231,7 +231,7 @@
     <w:r>
       <w:tab/>
       <w:tab/>
-      <w:t>2026-05-23</w:t>
+      <w:t>2026-05-24</w:t>
       <w:br/>
       <w:br/>
     </w:r>

--- a/tillsyn/A 21821-2026 tillsynsbegäran.docx
+++ b/tillsyn/A 21821-2026 tillsynsbegäran.docx
@@ -231,7 +231,7 @@
     <w:r>
       <w:tab/>
       <w:tab/>
-      <w:t>2026-05-24</w:t>
+      <w:t>2026-05-25</w:t>
       <w:br/>
       <w:br/>
     </w:r>

--- a/tillsyn/A 21821-2026 tillsynsbegäran.docx
+++ b/tillsyn/A 21821-2026 tillsynsbegäran.docx
@@ -231,7 +231,7 @@
     <w:r>
       <w:tab/>
       <w:tab/>
-      <w:t>2026-05-25</w:t>
+      <w:t>2026-05-26</w:t>
       <w:br/>
       <w:br/>
     </w:r>

--- a/tillsyn/A 21821-2026 tillsynsbegäran.docx
+++ b/tillsyn/A 21821-2026 tillsynsbegäran.docx
@@ -231,7 +231,7 @@
     <w:r>
       <w:tab/>
       <w:tab/>
-      <w:t>2026-05-26</w:t>
+      <w:t>2026-05-27</w:t>
       <w:br/>
       <w:br/>
     </w:r>

--- a/tillsyn/A 21821-2026 tillsynsbegäran.docx
+++ b/tillsyn/A 21821-2026 tillsynsbegäran.docx
@@ -231,7 +231,7 @@
     <w:r>
       <w:tab/>
       <w:tab/>
-      <w:t>2026-05-27</w:t>
+      <w:t>2026-05-28</w:t>
       <w:br/>
       <w:br/>
     </w:r>

--- a/tillsyn/A 21821-2026 tillsynsbegäran.docx
+++ b/tillsyn/A 21821-2026 tillsynsbegäran.docx
@@ -231,7 +231,7 @@
     <w:r>
       <w:tab/>
       <w:tab/>
-      <w:t>2026-05-28</w:t>
+      <w:t>2026-05-29</w:t>
       <w:br/>
       <w:br/>
     </w:r>

--- a/tillsyn/A 21821-2026 tillsynsbegäran.docx
+++ b/tillsyn/A 21821-2026 tillsynsbegäran.docx
@@ -231,7 +231,7 @@
     <w:r>
       <w:tab/>
       <w:tab/>
-      <w:t>2026-05-29</w:t>
+      <w:t>2026-05-30</w:t>
       <w:br/>
       <w:br/>
     </w:r>

--- a/tillsyn/A 21821-2026 tillsynsbegäran.docx
+++ b/tillsyn/A 21821-2026 tillsynsbegäran.docx
@@ -231,7 +231,7 @@
     <w:r>
       <w:tab/>
       <w:tab/>
-      <w:t>2026-05-30</w:t>
+      <w:t>2026-05-31</w:t>
       <w:br/>
       <w:br/>
     </w:r>

--- a/tillsyn/A 21821-2026 tillsynsbegäran.docx
+++ b/tillsyn/A 21821-2026 tillsynsbegäran.docx
@@ -231,7 +231,7 @@
     <w:r>
       <w:tab/>
       <w:tab/>
-      <w:t>2026-05-31</w:t>
+      <w:t>2026-06-01</w:t>
       <w:br/>
       <w:br/>
     </w:r>

--- a/tillsyn/A 21821-2026 tillsynsbegäran.docx
+++ b/tillsyn/A 21821-2026 tillsynsbegäran.docx
@@ -231,7 +231,7 @@
     <w:r>
       <w:tab/>
       <w:tab/>
-      <w:t>2026-06-01</w:t>
+      <w:t>2026-06-02</w:t>
       <w:br/>
       <w:br/>
     </w:r>

--- a/tillsyn/A 21821-2026 tillsynsbegäran.docx
+++ b/tillsyn/A 21821-2026 tillsynsbegäran.docx
@@ -231,7 +231,7 @@
     <w:r>
       <w:tab/>
       <w:tab/>
-      <w:t>2026-06-02</w:t>
+      <w:t>2026-06-03</w:t>
       <w:br/>
       <w:br/>
     </w:r>

--- a/tillsyn/A 21821-2026 tillsynsbegäran.docx
+++ b/tillsyn/A 21821-2026 tillsynsbegäran.docx
@@ -231,7 +231,7 @@
     <w:r>
       <w:tab/>
       <w:tab/>
-      <w:t>2026-06-03</w:t>
+      <w:t>2026-06-04</w:t>
       <w:br/>
       <w:br/>
     </w:r>

--- a/tillsyn/A 21821-2026 tillsynsbegäran.docx
+++ b/tillsyn/A 21821-2026 tillsynsbegäran.docx
@@ -231,7 +231,7 @@
     <w:r>
       <w:tab/>
       <w:tab/>
-      <w:t>2026-06-04</w:t>
+      <w:t>2026-06-05</w:t>
       <w:br/>
       <w:br/>
     </w:r>

--- a/tillsyn/A 21821-2026 tillsynsbegäran.docx
+++ b/tillsyn/A 21821-2026 tillsynsbegäran.docx
@@ -231,7 +231,7 @@
     <w:r>
       <w:tab/>
       <w:tab/>
-      <w:t>2026-06-05</w:t>
+      <w:t>2026-06-06</w:t>
       <w:br/>
       <w:br/>
     </w:r>

--- a/tillsyn/A 21821-2026 tillsynsbegäran.docx
+++ b/tillsyn/A 21821-2026 tillsynsbegäran.docx
@@ -231,7 +231,7 @@
     <w:r>
       <w:tab/>
       <w:tab/>
-      <w:t>2026-06-06</w:t>
+      <w:t>2026-06-07</w:t>
       <w:br/>
       <w:br/>
     </w:r>

--- a/tillsyn/A 21821-2026 tillsynsbegäran.docx
+++ b/tillsyn/A 21821-2026 tillsynsbegäran.docx
@@ -231,7 +231,7 @@
     <w:r>
       <w:tab/>
       <w:tab/>
-      <w:t>2026-06-07</w:t>
+      <w:t>2026-06-08</w:t>
       <w:br/>
       <w:br/>
     </w:r>

--- a/tillsyn/A 21821-2026 tillsynsbegäran.docx
+++ b/tillsyn/A 21821-2026 tillsynsbegäran.docx
@@ -231,7 +231,7 @@
     <w:r>
       <w:tab/>
       <w:tab/>
-      <w:t>2026-06-08</w:t>
+      <w:t>2026-06-09</w:t>
       <w:br/>
       <w:br/>
     </w:r>

--- a/tillsyn/A 21821-2026 tillsynsbegäran.docx
+++ b/tillsyn/A 21821-2026 tillsynsbegäran.docx
@@ -231,7 +231,7 @@
     <w:r>
       <w:tab/>
       <w:tab/>
-      <w:t>2026-06-09</w:t>
+      <w:t>2026-06-10</w:t>
       <w:br/>
       <w:br/>
     </w:r>

--- a/tillsyn/A 21821-2026 tillsynsbegäran.docx
+++ b/tillsyn/A 21821-2026 tillsynsbegäran.docx
@@ -231,7 +231,7 @@
     <w:r>
       <w:tab/>
       <w:tab/>
-      <w:t>2026-06-10</w:t>
+      <w:t>2026-06-11</w:t>
       <w:br/>
       <w:br/>
     </w:r>

--- a/tillsyn/A 21821-2026 tillsynsbegäran.docx
+++ b/tillsyn/A 21821-2026 tillsynsbegäran.docx
@@ -231,7 +231,7 @@
     <w:r>
       <w:tab/>
       <w:tab/>
-      <w:t>2026-06-11</w:t>
+      <w:t>2026-06-12</w:t>
       <w:br/>
       <w:br/>
     </w:r>

--- a/tillsyn/A 21821-2026 tillsynsbegäran.docx
+++ b/tillsyn/A 21821-2026 tillsynsbegäran.docx
@@ -231,7 +231,7 @@
     <w:r>
       <w:tab/>
       <w:tab/>
-      <w:t>2026-06-12</w:t>
+      <w:t>2026-06-13</w:t>
       <w:br/>
       <w:br/>
     </w:r>

--- a/tillsyn/A 21821-2026 tillsynsbegäran.docx
+++ b/tillsyn/A 21821-2026 tillsynsbegäran.docx
@@ -231,7 +231,7 @@
     <w:r>
       <w:tab/>
       <w:tab/>
-      <w:t>2026-06-15</w:t>
+      <w:t>2026-06-16</w:t>
       <w:br/>
       <w:br/>
     </w:r>

--- a/tillsyn/A 21821-2026 tillsynsbegäran.docx
+++ b/tillsyn/A 21821-2026 tillsynsbegäran.docx
@@ -231,7 +231,7 @@
     <w:r>
       <w:tab/>
       <w:tab/>
-      <w:t>2026-06-16</w:t>
+      <w:t>2026-06-17</w:t>
       <w:br/>
       <w:br/>
     </w:r>

--- a/tillsyn/A 21821-2026 tillsynsbegäran.docx
+++ b/tillsyn/A 21821-2026 tillsynsbegäran.docx
@@ -1,6 +1,6 @@
 
 <file path=word/document.xml><?xml version="1.0" encoding="utf-8"?>
-<w:document xmlns:wpc="http://schemas.microsoft.com/office/word/2010/wordprocessingCanvas" xmlns:cx="http://schemas.microsoft.com/office/drawing/2014/chartex" xmlns:cx1="http://schemas.microsoft.com/office/drawing/2015/9/8/chartex" xmlns:cx2="http://schemas.microsoft.com/office/drawing/2015/10/21/chartex" xmlns:cx3="http://schemas.microsoft.com/office/drawing/2016/5/9/chartex" xmlns:cx4="http://schemas.microsoft.com/office/drawing/2016/5/10/chartex" xmlns:cx5="http://schemas.microsoft.com/office/drawing/2016/5/11/chartex" xmlns:cx6="http://schemas.microsoft.com/office/drawing/2016/5/12/chartex" xmlns:cx7="http://schemas.microsoft.com/office/drawing/2016/5/13/chartex" xmlns:cx8="http://schemas.microsoft.com/office/drawing/2016/5/14/chartex" xmlns:mc="http://schemas.openxmlformats.org/markup-compatibility/2006" xmlns:aink="http://schemas.microsoft.com/office/drawing/2016/ink" xmlns:am3d="http://schemas.microsoft.com/office/drawing/2017/model3d" xmlns:o="urn:schemas-microsoft-com:office:office" xmlns:oel="http://schemas.microsoft.com/office/2019/extlst" xmlns:r="http://schemas.openxmlformats.org/officeDocument/2006/relationships" xmlns:m="http://schemas.openxmlformats.org/officeDocument/2006/math" xmlns:v="urn:schemas-microsoft-com:vml" xmlns:wp14="http://schemas.microsoft.com/office/word/2010/wordprocessingDrawing" xmlns:wp="http://schemas.openxmlformats.org/drawingml/2006/wordprocessingDrawing" xmlns:w10="urn:schemas-microsoft-com:office:word" xmlns:w="http://schemas.openxmlformats.org/wordprocessingml/2006/main" xmlns:w14="http://schemas.microsoft.com/office/word/2010/wordml" xmlns:w15="http://schemas.microsoft.com/office/word/2012/wordml" xmlns:w16cex="http://schemas.microsoft.com/office/word/2018/wordml/cex" xmlns:w16cid="http://schemas.microsoft.com/office/word/2016/wordml/cid" xmlns:w16="http://schemas.microsoft.com/office/word/2018/wordml" xmlns:w16sdtdh="http://schemas.microsoft.com/office/word/2020/wordml/sdtdatahash" xmlns:w16se="http://schemas.microsoft.com/office/word/2015/wordml/symex" xmlns:wpg="http://schemas.microsoft.com/office/word/2010/wordprocessingGroup" xmlns:wpi="http://schemas.microsoft.com/office/word/2010/wordprocessingInk" xmlns:wne="http://schemas.microsoft.com/office/word/2006/wordml" xmlns:wps="http://schemas.microsoft.com/office/word/2010/wordprocessingShape" mc:Ignorable="w14 w15 w16se w16cid w16 w16cex w16sdtdh wp14">
+<w:document xmlns:wpc="http://schemas.microsoft.com/office/word/2010/wordprocessingCanvas" xmlns:cx="http://schemas.microsoft.com/office/drawing/2014/chartex" xmlns:cx1="http://schemas.microsoft.com/office/drawing/2015/9/8/chartex" xmlns:cx2="http://schemas.microsoft.com/office/drawing/2015/10/21/chartex" xmlns:cx3="http://schemas.microsoft.com/office/drawing/2016/5/9/chartex" xmlns:cx4="http://schemas.microsoft.com/office/drawing/2016/5/10/chartex" xmlns:cx5="http://schemas.microsoft.com/office/drawing/2016/5/11/chartex" xmlns:cx6="http://schemas.microsoft.com/office/drawing/2016/5/12/chartex" xmlns:cx7="http://schemas.microsoft.com/office/drawing/2016/5/13/chartex" xmlns:cx8="http://schemas.microsoft.com/office/drawing/2016/5/14/chartex" xmlns:mc="http://schemas.openxmlformats.org/markup-compatibility/2006" xmlns:aink="http://schemas.microsoft.com/office/drawing/2016/ink" xmlns:am3d="http://schemas.microsoft.com/office/drawing/2017/model3d" xmlns:o="urn:schemas-microsoft-com:office:office" xmlns:oel="http://schemas.microsoft.com/office/2019/extlst" xmlns:r="http://schemas.openxmlformats.org/officeDocument/2006/relationships" xmlns:m="http://schemas.openxmlformats.org/officeDocument/2006/math" xmlns:v="urn:schemas-microsoft-com:vml" xmlns:wp14="http://schemas.microsoft.com/office/word/2010/wordprocessingDrawing" xmlns:wp="http://schemas.openxmlformats.org/drawingml/2006/wordprocessingDrawing" xmlns:w10="urn:schemas-microsoft-com:office:word" xmlns:w="http://schemas.openxmlformats.org/wordprocessingml/2006/main" xmlns:w14="http://schemas.microsoft.com/office/word/2010/wordml" xmlns:w15="http://schemas.microsoft.com/office/word/2012/wordml" xmlns:w16cex="http://schemas.microsoft.com/office/word/2018/wordml/cex" xmlns:w16cid="http://schemas.microsoft.com/office/word/2016/wordml/cid" xmlns:w16="http://schemas.microsoft.com/office/word/2018/wordml" xmlns:w16du="http://schemas.microsoft.com/office/word/2023/wordml/word16du" xmlns:w16sdtdh="http://schemas.microsoft.com/office/word/2020/wordml/sdtdatahash" xmlns:w16sdtfl="http://schemas.microsoft.com/office/word/2024/wordml/sdtformatlock" xmlns:w16se="http://schemas.microsoft.com/office/word/2015/wordml/symex" xmlns:wpg="http://schemas.microsoft.com/office/word/2010/wordprocessingGroup" xmlns:wpi="http://schemas.microsoft.com/office/word/2010/wordprocessingInk" xmlns:wne="http://schemas.microsoft.com/office/word/2006/wordml" xmlns:wps="http://schemas.microsoft.com/office/word/2010/wordprocessingShape" mc:Ignorable="w14 w15 w16se w16cid w16 w16cex w16sdtdh w16sdtfl w16du wp14">
   <w:body>
     <w:p>
       <w:pPr>
@@ -12,35 +12,10 @@
     </w:p>
     <w:p>
       <w:r>
-        <w:t>Detta dokument behandlar höga naturvärden i avverkningsanmälan A 21821-2026 i Norrtälje kommun. Denna avverkningsanmälan inkom 2026-05-08 11:33:22 och omfattar 2,6 ha.</w:t>
+        <w:t>Detta dokument behandlar höga naturvärden i avverkningsanmälan A 21821-2026 i Norrtälje kommun som inkom 2026-05-08 och omfattar 2,6 ha.</w:t>
       </w:r>
-    </w:p>
-    <w:p>
       <w:r>
-        <w:t>Vi begär härmed att Skogsstyrelsen fattar beslut enligt miljöbalken som säkerställer att skogens höga naturvärden bevaras samt säkerställer att EU-lagstiftning efterlevs och att artskyddsbrott förhindras. Vi önskar även ta del av de ställningstaganden och beslut som myndigheterna meddelar till följd av aktuell avverkningsanmälan och föreningens inlaga (se 34 § förvaltningslagen).</w:t>
-      </w:r>
-    </w:p>
-    <w:p>
-      <w:r>
-        <w:t>Nedan beskrivs fynd av naturvårdsarter och fridlysta arter som gjorts i det avverkningsanmälda området.</w:t>
-      </w:r>
-    </w:p>
-    <w:p>
-      <w:pPr>
-        <w:pStyle w:val="Heading1"/>
-      </w:pPr>
-      <w:r>
-        <w:t>Naturvårdsarter</w:t>
-      </w:r>
-    </w:p>
-    <w:p>
-      <w:r>
-        <w:t>I avverkningsanmälan har följande 1 naturvårdsarter hittats: bredgentiana (EN, §8). Av dessa är 1 rödlistade. För rödlistade arter har rödlistekategorin angivits inom parentes. För fridlysta arter anges även paragrafen i Artskyddsförordningen som arten är fridlyst enligt.</w:t>
-      </w:r>
-    </w:p>
-    <w:p>
-      <w:r>
-        <w:t>De påträffade naturvårdsarterna är ett tydligt kvitto på att detta rör sig om en skog med höga naturvärden. I Figur 1 visas en karta över det avverkningsanmälda området, där samtliga fyndplatser för naturvårdsarter som finns registrerade på Artportalen har markerats.</w:t>
+        <w:t xml:space="preserve"> I Figur 1 visas fyndplatser för naturvårdsarter i området, som finns registrerade på Artportalen.</w:t>
       </w:r>
     </w:p>
     <w:p>
@@ -50,7 +25,7 @@
       <w:r>
         <w:drawing>
           <wp:inline xmlns:a="http://schemas.openxmlformats.org/drawingml/2006/main" xmlns:pic="http://schemas.openxmlformats.org/drawingml/2006/picture">
-            <wp:extent cx="5486400" cy="3759787"/>
+            <wp:extent cx="5486400" cy="4760535"/>
             <wp:docPr id="1" name="Picture 1"/>
             <wp:cNvGraphicFramePr>
               <a:graphicFrameLocks noChangeAspect="1"/>
@@ -71,7 +46,7 @@
                   <pic:spPr>
                     <a:xfrm>
                       <a:off x="0" y="0"/>
-                      <a:ext cx="5486400" cy="3759787"/>
+                      <a:ext cx="5486400" cy="4760535"/>
                     </a:xfrm>
                     <a:prstGeom prst="rect"/>
                   </pic:spPr>
@@ -85,9 +60,25 @@
     <w:p>
       <w:pPr>
         <w:pStyle w:val="Caption"/>
+        <w:spacing w:after="240"/>
       </w:pPr>
       <w:r>
-        <w:t>Figur 1. Fyndplatser för naturvårdsarter i det avverkningsanmälda området (röd linje). Markörer utan svart kant är placerade på fyndplatsen. Markörer med svart kant är placerade vid sidan av fyndplatsen och har ett svart streck som visar fyndplatsens exakta position. Kartans mittpunktskoordinat är N 6629819, E 697444 i SWEREF 99 TM.</w:t>
+        <w:t>Figur 1. Fyndplatser för naturvårdsarter i och inom 20 meter från avverkningsanmälan (röd linje). Inom parentes anges rödlistekategorier, S för signalarter, Tför typiska arter och fridlysningsparagrafer i artskyddsförordningen.Markörer utan svart kant är placerade på fyndplatsen. Markörer med svart kant är placerade vid sidan av fyndplatsen och har ett svart streck som visar fyndplatsens exakta position. Kartans mittpunktskoordinat är N 6629819, E 697444 i SWEREF 99 TM.</w:t>
+      </w:r>
+    </w:p>
+    <w:p>
+      <w:r>
+        <w:t>Vi begär härmed att Skogsstyrelsen fattar beslut enligt miljöbalken som säkerställer att skogens höga naturvärden bevaras samt att EU-lagstiftning efterlevs och att artskyddsbrott förhindras.</w:t>
+      </w:r>
+    </w:p>
+    <w:p>
+      <w:r>
+        <w:t>Vi önskar även ta del av de ställningstaganden och beslut som myndigheten meddelar till följd av aktuell avverkningsanmälan och föreningens inlaga (se 34 § förvaltningslagen).</w:t>
+      </w:r>
+    </w:p>
+    <w:p>
+      <w:r>
+        <w:t>Nedan beskrivs fynd av naturvårdsarter och fridlysta arter som gjorts i det avverkningsanmälda området.</w:t>
       </w:r>
     </w:p>
     <w:p>
@@ -95,12 +86,38 @@
         <w:pStyle w:val="Heading1"/>
       </w:pPr>
       <w:r>
+        <w:t>Naturvårdsarter</w:t>
+      </w:r>
+    </w:p>
+    <w:p>
+      <w:r>
+        <w:t>I och inom 20 meter från avverkningsanmälan har följande 2 naturvårdsarter hittats: bredgentiana (VU, §8) och fältgentiana (VU). Av dessa är 2 rödlistade. För rödlistade arter har rödlistekategorin angivits inom parentes. För fridlysta arter anges även paragrafen i Artskyddsförordningen som arten är fridlyst enligt.</w:t>
+      </w:r>
+    </w:p>
+    <w:p>
+      <w:r>
+        <w:t>De påträffade naturvårdsarterna är ett tydligt kvitto på att det rör sig om en skog med höga naturvärden.</w:t>
+      </w:r>
+    </w:p>
+    <w:p>
+      <w:pPr>
+        <w:pStyle w:val="Heading2"/>
+      </w:pPr>
+      <w:r>
         <w:t>Fridlysta arter</w:t>
       </w:r>
     </w:p>
     <w:p>
       <w:r>
-        <w:t>Följande fridlysta arter har sina livsmiljöer och växtplatser i den avverkningsanmälda skogen: bredgentiana (EN, §8).</w:t>
+        <w:t>Följande fridlysta arter har sina livsmiljöer och växtplatser i den avverkningsanmälda skogen: bredgentiana (VU, §8).</w:t>
+      </w:r>
+    </w:p>
+    <w:p>
+      <w:pPr>
+        <w:pStyle w:val="Heading2"/>
+      </w:pPr>
+      <w:r>
+        <w:t>Övriga naturvårdsarter</w:t>
       </w:r>
     </w:p>
     <w:sectPr>
@@ -121,7 +138,7 @@
 </file>
 
 <file path=word/endnotes.xml><?xml version="1.0" encoding="utf-8"?>
-<w:endnotes xmlns:wpc="http://schemas.microsoft.com/office/word/2010/wordprocessingCanvas" xmlns:cx="http://schemas.microsoft.com/office/drawing/2014/chartex" xmlns:cx1="http://schemas.microsoft.com/office/drawing/2015/9/8/chartex" xmlns:cx2="http://schemas.microsoft.com/office/drawing/2015/10/21/chartex" xmlns:cx3="http://schemas.microsoft.com/office/drawing/2016/5/9/chartex" xmlns:cx4="http://schemas.microsoft.com/office/drawing/2016/5/10/chartex" xmlns:cx5="http://schemas.microsoft.com/office/drawing/2016/5/11/chartex" xmlns:cx6="http://schemas.microsoft.com/office/drawing/2016/5/12/chartex" xmlns:cx7="http://schemas.microsoft.com/office/drawing/2016/5/13/chartex" xmlns:cx8="http://schemas.microsoft.com/office/drawing/2016/5/14/chartex" xmlns:mc="http://schemas.openxmlformats.org/markup-compatibility/2006" xmlns:aink="http://schemas.microsoft.com/office/drawing/2016/ink" xmlns:am3d="http://schemas.microsoft.com/office/drawing/2017/model3d" xmlns:o="urn:schemas-microsoft-com:office:office" xmlns:oel="http://schemas.microsoft.com/office/2019/extlst" xmlns:r="http://schemas.openxmlformats.org/officeDocument/2006/relationships" xmlns:m="http://schemas.openxmlformats.org/officeDocument/2006/math" xmlns:v="urn:schemas-microsoft-com:vml" xmlns:wp14="http://schemas.microsoft.com/office/word/2010/wordprocessingDrawing" xmlns:wp="http://schemas.openxmlformats.org/drawingml/2006/wordprocessingDrawing" xmlns:w10="urn:schemas-microsoft-com:office:word" xmlns:w="http://schemas.openxmlformats.org/wordprocessingml/2006/main" xmlns:w14="http://schemas.microsoft.com/office/word/2010/wordml" xmlns:w15="http://schemas.microsoft.com/office/word/2012/wordml" xmlns:w16cex="http://schemas.microsoft.com/office/word/2018/wordml/cex" xmlns:w16cid="http://schemas.microsoft.com/office/word/2016/wordml/cid" xmlns:w16="http://schemas.microsoft.com/office/word/2018/wordml" xmlns:w16sdtdh="http://schemas.microsoft.com/office/word/2020/wordml/sdtdatahash" xmlns:w16se="http://schemas.microsoft.com/office/word/2015/wordml/symex" xmlns:wpg="http://schemas.microsoft.com/office/word/2010/wordprocessingGroup" xmlns:wpi="http://schemas.microsoft.com/office/word/2010/wordprocessingInk" xmlns:wne="http://schemas.microsoft.com/office/word/2006/wordml" xmlns:wps="http://schemas.microsoft.com/office/word/2010/wordprocessingShape" mc:Ignorable="w14 w15 w16se w16cid w16 w16cex w16sdtdh wp14">
+<w:endnotes xmlns:wpc="http://schemas.microsoft.com/office/word/2010/wordprocessingCanvas" xmlns:cx="http://schemas.microsoft.com/office/drawing/2014/chartex" xmlns:cx1="http://schemas.microsoft.com/office/drawing/2015/9/8/chartex" xmlns:cx2="http://schemas.microsoft.com/office/drawing/2015/10/21/chartex" xmlns:cx3="http://schemas.microsoft.com/office/drawing/2016/5/9/chartex" xmlns:cx4="http://schemas.microsoft.com/office/drawing/2016/5/10/chartex" xmlns:cx5="http://schemas.microsoft.com/office/drawing/2016/5/11/chartex" xmlns:cx6="http://schemas.microsoft.com/office/drawing/2016/5/12/chartex" xmlns:cx7="http://schemas.microsoft.com/office/drawing/2016/5/13/chartex" xmlns:cx8="http://schemas.microsoft.com/office/drawing/2016/5/14/chartex" xmlns:mc="http://schemas.openxmlformats.org/markup-compatibility/2006" xmlns:aink="http://schemas.microsoft.com/office/drawing/2016/ink" xmlns:am3d="http://schemas.microsoft.com/office/drawing/2017/model3d" xmlns:o="urn:schemas-microsoft-com:office:office" xmlns:oel="http://schemas.microsoft.com/office/2019/extlst" xmlns:r="http://schemas.openxmlformats.org/officeDocument/2006/relationships" xmlns:m="http://schemas.openxmlformats.org/officeDocument/2006/math" xmlns:v="urn:schemas-microsoft-com:vml" xmlns:wp14="http://schemas.microsoft.com/office/word/2010/wordprocessingDrawing" xmlns:wp="http://schemas.openxmlformats.org/drawingml/2006/wordprocessingDrawing" xmlns:w10="urn:schemas-microsoft-com:office:word" xmlns:w="http://schemas.openxmlformats.org/wordprocessingml/2006/main" xmlns:w14="http://schemas.microsoft.com/office/word/2010/wordml" xmlns:w15="http://schemas.microsoft.com/office/word/2012/wordml" xmlns:w16cex="http://schemas.microsoft.com/office/word/2018/wordml/cex" xmlns:w16cid="http://schemas.microsoft.com/office/word/2016/wordml/cid" xmlns:w16="http://schemas.microsoft.com/office/word/2018/wordml" xmlns:w16du="http://schemas.microsoft.com/office/word/2023/wordml/word16du" xmlns:w16sdtdh="http://schemas.microsoft.com/office/word/2020/wordml/sdtdatahash" xmlns:w16sdtfl="http://schemas.microsoft.com/office/word/2024/wordml/sdtformatlock" xmlns:w16se="http://schemas.microsoft.com/office/word/2015/wordml/symex" xmlns:wpg="http://schemas.microsoft.com/office/word/2010/wordprocessingGroup" xmlns:wpi="http://schemas.microsoft.com/office/word/2010/wordprocessingInk" xmlns:wne="http://schemas.microsoft.com/office/word/2006/wordml" xmlns:wps="http://schemas.microsoft.com/office/word/2010/wordprocessingShape" mc:Ignorable="w14 w15 w16se w16cid w16 w16cex w16sdtdh w16sdtfl w16du wp14">
   <w:endnote w:type="separator" w:id="-1">
     <w:p>
       <w:pPr>
@@ -146,7 +163,7 @@
 </file>
 
 <file path=word/footer1.xml><?xml version="1.0" encoding="utf-8"?>
-<w:ftr xmlns:wpc="http://schemas.microsoft.com/office/word/2010/wordprocessingCanvas" xmlns:cx="http://schemas.microsoft.com/office/drawing/2014/chartex" xmlns:cx1="http://schemas.microsoft.com/office/drawing/2015/9/8/chartex" xmlns:cx2="http://schemas.microsoft.com/office/drawing/2015/10/21/chartex" xmlns:cx3="http://schemas.microsoft.com/office/drawing/2016/5/9/chartex" xmlns:cx4="http://schemas.microsoft.com/office/drawing/2016/5/10/chartex" xmlns:cx5="http://schemas.microsoft.com/office/drawing/2016/5/11/chartex" xmlns:cx6="http://schemas.microsoft.com/office/drawing/2016/5/12/chartex" xmlns:cx7="http://schemas.microsoft.com/office/drawing/2016/5/13/chartex" xmlns:cx8="http://schemas.microsoft.com/office/drawing/2016/5/14/chartex" xmlns:mc="http://schemas.openxmlformats.org/markup-compatibility/2006" xmlns:aink="http://schemas.microsoft.com/office/drawing/2016/ink" xmlns:am3d="http://schemas.microsoft.com/office/drawing/2017/model3d" xmlns:o="urn:schemas-microsoft-com:office:office" xmlns:oel="http://schemas.microsoft.com/office/2019/extlst" xmlns:r="http://schemas.openxmlformats.org/officeDocument/2006/relationships" xmlns:m="http://schemas.openxmlformats.org/officeDocument/2006/math" xmlns:v="urn:schemas-microsoft-com:vml" xmlns:wp14="http://schemas.microsoft.com/office/word/2010/wordprocessingDrawing" xmlns:wp="http://schemas.openxmlformats.org/drawingml/2006/wordprocessingDrawing" xmlns:w10="urn:schemas-microsoft-com:office:word" xmlns:w="http://schemas.openxmlformats.org/wordprocessingml/2006/main" xmlns:w14="http://schemas.microsoft.com/office/word/2010/wordml" xmlns:w15="http://schemas.microsoft.com/office/word/2012/wordml" xmlns:w16cex="http://schemas.microsoft.com/office/word/2018/wordml/cex" xmlns:w16cid="http://schemas.microsoft.com/office/word/2016/wordml/cid" xmlns:w16="http://schemas.microsoft.com/office/word/2018/wordml" xmlns:w16sdtdh="http://schemas.microsoft.com/office/word/2020/wordml/sdtdatahash" xmlns:w16se="http://schemas.microsoft.com/office/word/2015/wordml/symex" xmlns:wpg="http://schemas.microsoft.com/office/word/2010/wordprocessingGroup" xmlns:wpi="http://schemas.microsoft.com/office/word/2010/wordprocessingInk" xmlns:wne="http://schemas.microsoft.com/office/word/2006/wordml" xmlns:wps="http://schemas.microsoft.com/office/word/2010/wordprocessingShape" mc:Ignorable="w14 w15 w16se w16cid w16 w16cex w16sdtdh wp14">
+<w:ftr xmlns:wpc="http://schemas.microsoft.com/office/word/2010/wordprocessingCanvas" xmlns:cx="http://schemas.microsoft.com/office/drawing/2014/chartex" xmlns:cx1="http://schemas.microsoft.com/office/drawing/2015/9/8/chartex" xmlns:cx2="http://schemas.microsoft.com/office/drawing/2015/10/21/chartex" xmlns:cx3="http://schemas.microsoft.com/office/drawing/2016/5/9/chartex" xmlns:cx4="http://schemas.microsoft.com/office/drawing/2016/5/10/chartex" xmlns:cx5="http://schemas.microsoft.com/office/drawing/2016/5/11/chartex" xmlns:cx6="http://schemas.microsoft.com/office/drawing/2016/5/12/chartex" xmlns:cx7="http://schemas.microsoft.com/office/drawing/2016/5/13/chartex" xmlns:cx8="http://schemas.microsoft.com/office/drawing/2016/5/14/chartex" xmlns:mc="http://schemas.openxmlformats.org/markup-compatibility/2006" xmlns:aink="http://schemas.microsoft.com/office/drawing/2016/ink" xmlns:am3d="http://schemas.microsoft.com/office/drawing/2017/model3d" xmlns:o="urn:schemas-microsoft-com:office:office" xmlns:oel="http://schemas.microsoft.com/office/2019/extlst" xmlns:r="http://schemas.openxmlformats.org/officeDocument/2006/relationships" xmlns:m="http://schemas.openxmlformats.org/officeDocument/2006/math" xmlns:v="urn:schemas-microsoft-com:vml" xmlns:wp14="http://schemas.microsoft.com/office/word/2010/wordprocessingDrawing" xmlns:wp="http://schemas.openxmlformats.org/drawingml/2006/wordprocessingDrawing" xmlns:w10="urn:schemas-microsoft-com:office:word" xmlns:w="http://schemas.openxmlformats.org/wordprocessingml/2006/main" xmlns:w14="http://schemas.microsoft.com/office/word/2010/wordml" xmlns:w15="http://schemas.microsoft.com/office/word/2012/wordml" xmlns:w16cex="http://schemas.microsoft.com/office/word/2018/wordml/cex" xmlns:w16cid="http://schemas.microsoft.com/office/word/2016/wordml/cid" xmlns:w16="http://schemas.microsoft.com/office/word/2018/wordml" xmlns:w16du="http://schemas.microsoft.com/office/word/2023/wordml/word16du" xmlns:w16sdtdh="http://schemas.microsoft.com/office/word/2020/wordml/sdtdatahash" xmlns:w16sdtfl="http://schemas.microsoft.com/office/word/2024/wordml/sdtformatlock" xmlns:w16se="http://schemas.microsoft.com/office/word/2015/wordml/symex" xmlns:wpg="http://schemas.microsoft.com/office/word/2010/wordprocessingGroup" xmlns:wpi="http://schemas.microsoft.com/office/word/2010/wordprocessingInk" xmlns:wne="http://schemas.microsoft.com/office/word/2006/wordml" xmlns:wps="http://schemas.microsoft.com/office/word/2010/wordprocessingShape" mc:Ignorable="w14 w15 w16se w16cid w16 w16cex w16sdtdh w16sdtfl w16du wp14">
   <w:p>
     <w:pPr>
       <w:pStyle w:val="Footer"/>
@@ -156,7 +173,7 @@
 </file>
 
 <file path=word/footer2.xml><?xml version="1.0" encoding="utf-8"?>
-<w:ftr xmlns:wpc="http://schemas.microsoft.com/office/word/2010/wordprocessingCanvas" xmlns:cx="http://schemas.microsoft.com/office/drawing/2014/chartex" xmlns:cx1="http://schemas.microsoft.com/office/drawing/2015/9/8/chartex" xmlns:cx2="http://schemas.microsoft.com/office/drawing/2015/10/21/chartex" xmlns:cx3="http://schemas.microsoft.com/office/drawing/2016/5/9/chartex" xmlns:cx4="http://schemas.microsoft.com/office/drawing/2016/5/10/chartex" xmlns:cx5="http://schemas.microsoft.com/office/drawing/2016/5/11/chartex" xmlns:cx6="http://schemas.microsoft.com/office/drawing/2016/5/12/chartex" xmlns:cx7="http://schemas.microsoft.com/office/drawing/2016/5/13/chartex" xmlns:cx8="http://schemas.microsoft.com/office/drawing/2016/5/14/chartex" xmlns:mc="http://schemas.openxmlformats.org/markup-compatibility/2006" xmlns:aink="http://schemas.microsoft.com/office/drawing/2016/ink" xmlns:am3d="http://schemas.microsoft.com/office/drawing/2017/model3d" xmlns:o="urn:schemas-microsoft-com:office:office" xmlns:oel="http://schemas.microsoft.com/office/2019/extlst" xmlns:r="http://schemas.openxmlformats.org/officeDocument/2006/relationships" xmlns:m="http://schemas.openxmlformats.org/officeDocument/2006/math" xmlns:v="urn:schemas-microsoft-com:vml" xmlns:wp14="http://schemas.microsoft.com/office/word/2010/wordprocessingDrawing" xmlns:wp="http://schemas.openxmlformats.org/drawingml/2006/wordprocessingDrawing" xmlns:w10="urn:schemas-microsoft-com:office:word" xmlns:w="http://schemas.openxmlformats.org/wordprocessingml/2006/main" xmlns:w14="http://schemas.microsoft.com/office/word/2010/wordml" xmlns:w15="http://schemas.microsoft.com/office/word/2012/wordml" xmlns:w16cex="http://schemas.microsoft.com/office/word/2018/wordml/cex" xmlns:w16cid="http://schemas.microsoft.com/office/word/2016/wordml/cid" xmlns:w16="http://schemas.microsoft.com/office/word/2018/wordml" xmlns:w16sdtdh="http://schemas.microsoft.com/office/word/2020/wordml/sdtdatahash" xmlns:w16se="http://schemas.microsoft.com/office/word/2015/wordml/symex" xmlns:wpg="http://schemas.microsoft.com/office/word/2010/wordprocessingGroup" xmlns:wpi="http://schemas.microsoft.com/office/word/2010/wordprocessingInk" xmlns:wne="http://schemas.microsoft.com/office/word/2006/wordml" xmlns:wps="http://schemas.microsoft.com/office/word/2010/wordprocessingShape" mc:Ignorable="w14 w15 w16se w16cid w16 w16cex w16sdtdh wp14">
+<w:ftr xmlns:wpc="http://schemas.microsoft.com/office/word/2010/wordprocessingCanvas" xmlns:cx="http://schemas.microsoft.com/office/drawing/2014/chartex" xmlns:cx1="http://schemas.microsoft.com/office/drawing/2015/9/8/chartex" xmlns:cx2="http://schemas.microsoft.com/office/drawing/2015/10/21/chartex" xmlns:cx3="http://schemas.microsoft.com/office/drawing/2016/5/9/chartex" xmlns:cx4="http://schemas.microsoft.com/office/drawing/2016/5/10/chartex" xmlns:cx5="http://schemas.microsoft.com/office/drawing/2016/5/11/chartex" xmlns:cx6="http://schemas.microsoft.com/office/drawing/2016/5/12/chartex" xmlns:cx7="http://schemas.microsoft.com/office/drawing/2016/5/13/chartex" xmlns:cx8="http://schemas.microsoft.com/office/drawing/2016/5/14/chartex" xmlns:mc="http://schemas.openxmlformats.org/markup-compatibility/2006" xmlns:aink="http://schemas.microsoft.com/office/drawing/2016/ink" xmlns:am3d="http://schemas.microsoft.com/office/drawing/2017/model3d" xmlns:o="urn:schemas-microsoft-com:office:office" xmlns:oel="http://schemas.microsoft.com/office/2019/extlst" xmlns:r="http://schemas.openxmlformats.org/officeDocument/2006/relationships" xmlns:m="http://schemas.openxmlformats.org/officeDocument/2006/math" xmlns:v="urn:schemas-microsoft-com:vml" xmlns:wp14="http://schemas.microsoft.com/office/word/2010/wordprocessingDrawing" xmlns:wp="http://schemas.openxmlformats.org/drawingml/2006/wordprocessingDrawing" xmlns:w10="urn:schemas-microsoft-com:office:word" xmlns:w="http://schemas.openxmlformats.org/wordprocessingml/2006/main" xmlns:w14="http://schemas.microsoft.com/office/word/2010/wordml" xmlns:w15="http://schemas.microsoft.com/office/word/2012/wordml" xmlns:w16cex="http://schemas.microsoft.com/office/word/2018/wordml/cex" xmlns:w16cid="http://schemas.microsoft.com/office/word/2016/wordml/cid" xmlns:w16="http://schemas.microsoft.com/office/word/2018/wordml" xmlns:w16du="http://schemas.microsoft.com/office/word/2023/wordml/word16du" xmlns:w16sdtdh="http://schemas.microsoft.com/office/word/2020/wordml/sdtdatahash" xmlns:w16sdtfl="http://schemas.microsoft.com/office/word/2024/wordml/sdtformatlock" xmlns:w16se="http://schemas.microsoft.com/office/word/2015/wordml/symex" xmlns:wpg="http://schemas.microsoft.com/office/word/2010/wordprocessingGroup" xmlns:wpi="http://schemas.microsoft.com/office/word/2010/wordprocessingInk" xmlns:wne="http://schemas.microsoft.com/office/word/2006/wordml" xmlns:wps="http://schemas.microsoft.com/office/word/2010/wordprocessingShape" mc:Ignorable="w14 w15 w16se w16cid w16 w16cex w16sdtdh w16sdtfl w16du wp14">
   <w:p>
     <w:pPr>
       <w:pStyle w:val="Footer"/>
@@ -166,7 +183,7 @@
 </file>
 
 <file path=word/footer3.xml><?xml version="1.0" encoding="utf-8"?>
-<w:ftr xmlns:wpc="http://schemas.microsoft.com/office/word/2010/wordprocessingCanvas" xmlns:cx="http://schemas.microsoft.com/office/drawing/2014/chartex" xmlns:cx1="http://schemas.microsoft.com/office/drawing/2015/9/8/chartex" xmlns:cx2="http://schemas.microsoft.com/office/drawing/2015/10/21/chartex" xmlns:cx3="http://schemas.microsoft.com/office/drawing/2016/5/9/chartex" xmlns:cx4="http://schemas.microsoft.com/office/drawing/2016/5/10/chartex" xmlns:cx5="http://schemas.microsoft.com/office/drawing/2016/5/11/chartex" xmlns:cx6="http://schemas.microsoft.com/office/drawing/2016/5/12/chartex" xmlns:cx7="http://schemas.microsoft.com/office/drawing/2016/5/13/chartex" xmlns:cx8="http://schemas.microsoft.com/office/drawing/2016/5/14/chartex" xmlns:mc="http://schemas.openxmlformats.org/markup-compatibility/2006" xmlns:aink="http://schemas.microsoft.com/office/drawing/2016/ink" xmlns:am3d="http://schemas.microsoft.com/office/drawing/2017/model3d" xmlns:o="urn:schemas-microsoft-com:office:office" xmlns:oel="http://schemas.microsoft.com/office/2019/extlst" xmlns:r="http://schemas.openxmlformats.org/officeDocument/2006/relationships" xmlns:m="http://schemas.openxmlformats.org/officeDocument/2006/math" xmlns:v="urn:schemas-microsoft-com:vml" xmlns:wp14="http://schemas.microsoft.com/office/word/2010/wordprocessingDrawing" xmlns:wp="http://schemas.openxmlformats.org/drawingml/2006/wordprocessingDrawing" xmlns:w10="urn:schemas-microsoft-com:office:word" xmlns:w="http://schemas.openxmlformats.org/wordprocessingml/2006/main" xmlns:w14="http://schemas.microsoft.com/office/word/2010/wordml" xmlns:w15="http://schemas.microsoft.com/office/word/2012/wordml" xmlns:w16cex="http://schemas.microsoft.com/office/word/2018/wordml/cex" xmlns:w16cid="http://schemas.microsoft.com/office/word/2016/wordml/cid" xmlns:w16="http://schemas.microsoft.com/office/word/2018/wordml" xmlns:w16sdtdh="http://schemas.microsoft.com/office/word/2020/wordml/sdtdatahash" xmlns:w16se="http://schemas.microsoft.com/office/word/2015/wordml/symex" xmlns:wpg="http://schemas.microsoft.com/office/word/2010/wordprocessingGroup" xmlns:wpi="http://schemas.microsoft.com/office/word/2010/wordprocessingInk" xmlns:wne="http://schemas.microsoft.com/office/word/2006/wordml" xmlns:wps="http://schemas.microsoft.com/office/word/2010/wordprocessingShape" mc:Ignorable="w14 w15 w16se w16cid w16 w16cex w16sdtdh wp14">
+<w:ftr xmlns:wpc="http://schemas.microsoft.com/office/word/2010/wordprocessingCanvas" xmlns:cx="http://schemas.microsoft.com/office/drawing/2014/chartex" xmlns:cx1="http://schemas.microsoft.com/office/drawing/2015/9/8/chartex" xmlns:cx2="http://schemas.microsoft.com/office/drawing/2015/10/21/chartex" xmlns:cx3="http://schemas.microsoft.com/office/drawing/2016/5/9/chartex" xmlns:cx4="http://schemas.microsoft.com/office/drawing/2016/5/10/chartex" xmlns:cx5="http://schemas.microsoft.com/office/drawing/2016/5/11/chartex" xmlns:cx6="http://schemas.microsoft.com/office/drawing/2016/5/12/chartex" xmlns:cx7="http://schemas.microsoft.com/office/drawing/2016/5/13/chartex" xmlns:cx8="http://schemas.microsoft.com/office/drawing/2016/5/14/chartex" xmlns:mc="http://schemas.openxmlformats.org/markup-compatibility/2006" xmlns:aink="http://schemas.microsoft.com/office/drawing/2016/ink" xmlns:am3d="http://schemas.microsoft.com/office/drawing/2017/model3d" xmlns:o="urn:schemas-microsoft-com:office:office" xmlns:oel="http://schemas.microsoft.com/office/2019/extlst" xmlns:r="http://schemas.openxmlformats.org/officeDocument/2006/relationships" xmlns:m="http://schemas.openxmlformats.org/officeDocument/2006/math" xmlns:v="urn:schemas-microsoft-com:vml" xmlns:wp14="http://schemas.microsoft.com/office/word/2010/wordprocessingDrawing" xmlns:wp="http://schemas.openxmlformats.org/drawingml/2006/wordprocessingDrawing" xmlns:w10="urn:schemas-microsoft-com:office:word" xmlns:w="http://schemas.openxmlformats.org/wordprocessingml/2006/main" xmlns:w14="http://schemas.microsoft.com/office/word/2010/wordml" xmlns:w15="http://schemas.microsoft.com/office/word/2012/wordml" xmlns:w16cex="http://schemas.microsoft.com/office/word/2018/wordml/cex" xmlns:w16cid="http://schemas.microsoft.com/office/word/2016/wordml/cid" xmlns:w16="http://schemas.microsoft.com/office/word/2018/wordml" xmlns:w16du="http://schemas.microsoft.com/office/word/2023/wordml/word16du" xmlns:w16sdtdh="http://schemas.microsoft.com/office/word/2020/wordml/sdtdatahash" xmlns:w16sdtfl="http://schemas.microsoft.com/office/word/2024/wordml/sdtformatlock" xmlns:w16se="http://schemas.microsoft.com/office/word/2015/wordml/symex" xmlns:wpg="http://schemas.microsoft.com/office/word/2010/wordprocessingGroup" xmlns:wpi="http://schemas.microsoft.com/office/word/2010/wordprocessingInk" xmlns:wne="http://schemas.microsoft.com/office/word/2006/wordml" xmlns:wps="http://schemas.microsoft.com/office/word/2010/wordprocessingShape" mc:Ignorable="w14 w15 w16se w16cid w16 w16cex w16sdtdh w16sdtfl w16du wp14">
   <w:p>
     <w:pPr>
       <w:pStyle w:val="Footer"/>
@@ -176,7 +193,7 @@
 </file>
 
 <file path=word/footnotes.xml><?xml version="1.0" encoding="utf-8"?>
-<w:footnotes xmlns:wpc="http://schemas.microsoft.com/office/word/2010/wordprocessingCanvas" xmlns:cx="http://schemas.microsoft.com/office/drawing/2014/chartex" xmlns:cx1="http://schemas.microsoft.com/office/drawing/2015/9/8/chartex" xmlns:cx2="http://schemas.microsoft.com/office/drawing/2015/10/21/chartex" xmlns:cx3="http://schemas.microsoft.com/office/drawing/2016/5/9/chartex" xmlns:cx4="http://schemas.microsoft.com/office/drawing/2016/5/10/chartex" xmlns:cx5="http://schemas.microsoft.com/office/drawing/2016/5/11/chartex" xmlns:cx6="http://schemas.microsoft.com/office/drawing/2016/5/12/chartex" xmlns:cx7="http://schemas.microsoft.com/office/drawing/2016/5/13/chartex" xmlns:cx8="http://schemas.microsoft.com/office/drawing/2016/5/14/chartex" xmlns:mc="http://schemas.openxmlformats.org/markup-compatibility/2006" xmlns:aink="http://schemas.microsoft.com/office/drawing/2016/ink" xmlns:am3d="http://schemas.microsoft.com/office/drawing/2017/model3d" xmlns:o="urn:schemas-microsoft-com:office:office" xmlns:oel="http://schemas.microsoft.com/office/2019/extlst" xmlns:r="http://schemas.openxmlformats.org/officeDocument/2006/relationships" xmlns:m="http://schemas.openxmlformats.org/officeDocument/2006/math" xmlns:v="urn:schemas-microsoft-com:vml" xmlns:wp14="http://schemas.microsoft.com/office/word/2010/wordprocessingDrawing" xmlns:wp="http://schemas.openxmlformats.org/drawingml/2006/wordprocessingDrawing" xmlns:w10="urn:schemas-microsoft-com:office:word" xmlns:w="http://schemas.openxmlformats.org/wordprocessingml/2006/main" xmlns:w14="http://schemas.microsoft.com/office/word/2010/wordml" xmlns:w15="http://schemas.microsoft.com/office/word/2012/wordml" xmlns:w16cex="http://schemas.microsoft.com/office/word/2018/wordml/cex" xmlns:w16cid="http://schemas.microsoft.com/office/word/2016/wordml/cid" xmlns:w16="http://schemas.microsoft.com/office/word/2018/wordml" xmlns:w16sdtdh="http://schemas.microsoft.com/office/word/2020/wordml/sdtdatahash" xmlns:w16se="http://schemas.microsoft.com/office/word/2015/wordml/symex" xmlns:wpg="http://schemas.microsoft.com/office/word/2010/wordprocessingGroup" xmlns:wpi="http://schemas.microsoft.com/office/word/2010/wordprocessingInk" xmlns:wne="http://schemas.microsoft.com/office/word/2006/wordml" xmlns:wps="http://schemas.microsoft.com/office/word/2010/wordprocessingShape" mc:Ignorable="w14 w15 w16se w16cid w16 w16cex w16sdtdh wp14">
+<w:footnotes xmlns:wpc="http://schemas.microsoft.com/office/word/2010/wordprocessingCanvas" xmlns:cx="http://schemas.microsoft.com/office/drawing/2014/chartex" xmlns:cx1="http://schemas.microsoft.com/office/drawing/2015/9/8/chartex" xmlns:cx2="http://schemas.microsoft.com/office/drawing/2015/10/21/chartex" xmlns:cx3="http://schemas.microsoft.com/office/drawing/2016/5/9/chartex" xmlns:cx4="http://schemas.microsoft.com/office/drawing/2016/5/10/chartex" xmlns:cx5="http://schemas.microsoft.com/office/drawing/2016/5/11/chartex" xmlns:cx6="http://schemas.microsoft.com/office/drawing/2016/5/12/chartex" xmlns:cx7="http://schemas.microsoft.com/office/drawing/2016/5/13/chartex" xmlns:cx8="http://schemas.microsoft.com/office/drawing/2016/5/14/chartex" xmlns:mc="http://schemas.openxmlformats.org/markup-compatibility/2006" xmlns:aink="http://schemas.microsoft.com/office/drawing/2016/ink" xmlns:am3d="http://schemas.microsoft.com/office/drawing/2017/model3d" xmlns:o="urn:schemas-microsoft-com:office:office" xmlns:oel="http://schemas.microsoft.com/office/2019/extlst" xmlns:r="http://schemas.openxmlformats.org/officeDocument/2006/relationships" xmlns:m="http://schemas.openxmlformats.org/officeDocument/2006/math" xmlns:v="urn:schemas-microsoft-com:vml" xmlns:wp14="http://schemas.microsoft.com/office/word/2010/wordprocessingDrawing" xmlns:wp="http://schemas.openxmlformats.org/drawingml/2006/wordprocessingDrawing" xmlns:w10="urn:schemas-microsoft-com:office:word" xmlns:w="http://schemas.openxmlformats.org/wordprocessingml/2006/main" xmlns:w14="http://schemas.microsoft.com/office/word/2010/wordml" xmlns:w15="http://schemas.microsoft.com/office/word/2012/wordml" xmlns:w16cex="http://schemas.microsoft.com/office/word/2018/wordml/cex" xmlns:w16cid="http://schemas.microsoft.com/office/word/2016/wordml/cid" xmlns:w16="http://schemas.microsoft.com/office/word/2018/wordml" xmlns:w16du="http://schemas.microsoft.com/office/word/2023/wordml/word16du" xmlns:w16sdtdh="http://schemas.microsoft.com/office/word/2020/wordml/sdtdatahash" xmlns:w16sdtfl="http://schemas.microsoft.com/office/word/2024/wordml/sdtformatlock" xmlns:w16se="http://schemas.microsoft.com/office/word/2015/wordml/symex" xmlns:wpg="http://schemas.microsoft.com/office/word/2010/wordprocessingGroup" xmlns:wpi="http://schemas.microsoft.com/office/word/2010/wordprocessingInk" xmlns:wne="http://schemas.microsoft.com/office/word/2006/wordml" xmlns:wps="http://schemas.microsoft.com/office/word/2010/wordprocessingShape" mc:Ignorable="w14 w15 w16se w16cid w16 w16cex w16sdtdh w16sdtfl w16du wp14">
   <w:footnote w:type="separator" w:id="-1">
     <w:p>
       <w:pPr>
@@ -201,7 +218,7 @@
 </file>
 
 <file path=word/header1.xml><?xml version="1.0" encoding="utf-8"?>
-<w:hdr xmlns:wpc="http://schemas.microsoft.com/office/word/2010/wordprocessingCanvas" xmlns:cx="http://schemas.microsoft.com/office/drawing/2014/chartex" xmlns:cx1="http://schemas.microsoft.com/office/drawing/2015/9/8/chartex" xmlns:cx2="http://schemas.microsoft.com/office/drawing/2015/10/21/chartex" xmlns:cx3="http://schemas.microsoft.com/office/drawing/2016/5/9/chartex" xmlns:cx4="http://schemas.microsoft.com/office/drawing/2016/5/10/chartex" xmlns:cx5="http://schemas.microsoft.com/office/drawing/2016/5/11/chartex" xmlns:cx6="http://schemas.microsoft.com/office/drawing/2016/5/12/chartex" xmlns:cx7="http://schemas.microsoft.com/office/drawing/2016/5/13/chartex" xmlns:cx8="http://schemas.microsoft.com/office/drawing/2016/5/14/chartex" xmlns:mc="http://schemas.openxmlformats.org/markup-compatibility/2006" xmlns:aink="http://schemas.microsoft.com/office/drawing/2016/ink" xmlns:am3d="http://schemas.microsoft.com/office/drawing/2017/model3d" xmlns:o="urn:schemas-microsoft-com:office:office" xmlns:oel="http://schemas.microsoft.com/office/2019/extlst" xmlns:r="http://schemas.openxmlformats.org/officeDocument/2006/relationships" xmlns:m="http://schemas.openxmlformats.org/officeDocument/2006/math" xmlns:v="urn:schemas-microsoft-com:vml" xmlns:wp14="http://schemas.microsoft.com/office/word/2010/wordprocessingDrawing" xmlns:wp="http://schemas.openxmlformats.org/drawingml/2006/wordprocessingDrawing" xmlns:w10="urn:schemas-microsoft-com:office:word" xmlns:w="http://schemas.openxmlformats.org/wordprocessingml/2006/main" xmlns:w14="http://schemas.microsoft.com/office/word/2010/wordml" xmlns:w15="http://schemas.microsoft.com/office/word/2012/wordml" xmlns:w16cex="http://schemas.microsoft.com/office/word/2018/wordml/cex" xmlns:w16cid="http://schemas.microsoft.com/office/word/2016/wordml/cid" xmlns:w16="http://schemas.microsoft.com/office/word/2018/wordml" xmlns:w16sdtdh="http://schemas.microsoft.com/office/word/2020/wordml/sdtdatahash" xmlns:w16se="http://schemas.microsoft.com/office/word/2015/wordml/symex" xmlns:wpg="http://schemas.microsoft.com/office/word/2010/wordprocessingGroup" xmlns:wpi="http://schemas.microsoft.com/office/word/2010/wordprocessingInk" xmlns:wne="http://schemas.microsoft.com/office/word/2006/wordml" xmlns:wps="http://schemas.microsoft.com/office/word/2010/wordprocessingShape" mc:Ignorable="w14 w15 w16se w16cid w16 w16cex w16sdtdh wp14">
+<w:hdr xmlns:wpc="http://schemas.microsoft.com/office/word/2010/wordprocessingCanvas" xmlns:cx="http://schemas.microsoft.com/office/drawing/2014/chartex" xmlns:cx1="http://schemas.microsoft.com/office/drawing/2015/9/8/chartex" xmlns:cx2="http://schemas.microsoft.com/office/drawing/2015/10/21/chartex" xmlns:cx3="http://schemas.microsoft.com/office/drawing/2016/5/9/chartex" xmlns:cx4="http://schemas.microsoft.com/office/drawing/2016/5/10/chartex" xmlns:cx5="http://schemas.microsoft.com/office/drawing/2016/5/11/chartex" xmlns:cx6="http://schemas.microsoft.com/office/drawing/2016/5/12/chartex" xmlns:cx7="http://schemas.microsoft.com/office/drawing/2016/5/13/chartex" xmlns:cx8="http://schemas.microsoft.com/office/drawing/2016/5/14/chartex" xmlns:mc="http://schemas.openxmlformats.org/markup-compatibility/2006" xmlns:aink="http://schemas.microsoft.com/office/drawing/2016/ink" xmlns:am3d="http://schemas.microsoft.com/office/drawing/2017/model3d" xmlns:o="urn:schemas-microsoft-com:office:office" xmlns:oel="http://schemas.microsoft.com/office/2019/extlst" xmlns:r="http://schemas.openxmlformats.org/officeDocument/2006/relationships" xmlns:m="http://schemas.openxmlformats.org/officeDocument/2006/math" xmlns:v="urn:schemas-microsoft-com:vml" xmlns:wp14="http://schemas.microsoft.com/office/word/2010/wordprocessingDrawing" xmlns:wp="http://schemas.openxmlformats.org/drawingml/2006/wordprocessingDrawing" xmlns:w10="urn:schemas-microsoft-com:office:word" xmlns:w="http://schemas.openxmlformats.org/wordprocessingml/2006/main" xmlns:w14="http://schemas.microsoft.com/office/word/2010/wordml" xmlns:w15="http://schemas.microsoft.com/office/word/2012/wordml" xmlns:w16cex="http://schemas.microsoft.com/office/word/2018/wordml/cex" xmlns:w16cid="http://schemas.microsoft.com/office/word/2016/wordml/cid" xmlns:w16="http://schemas.microsoft.com/office/word/2018/wordml" xmlns:w16du="http://schemas.microsoft.com/office/word/2023/wordml/word16du" xmlns:w16sdtdh="http://schemas.microsoft.com/office/word/2020/wordml/sdtdatahash" xmlns:w16sdtfl="http://schemas.microsoft.com/office/word/2024/wordml/sdtformatlock" xmlns:w16se="http://schemas.microsoft.com/office/word/2015/wordml/symex" xmlns:wpg="http://schemas.microsoft.com/office/word/2010/wordprocessingGroup" xmlns:wpi="http://schemas.microsoft.com/office/word/2010/wordprocessingInk" xmlns:wne="http://schemas.microsoft.com/office/word/2006/wordml" xmlns:wps="http://schemas.microsoft.com/office/word/2010/wordprocessingShape" mc:Ignorable="w14 w15 w16se w16cid w16 w16cex w16sdtdh w16sdtfl w16du wp14">
   <w:p>
     <w:pPr>
       <w:pStyle w:val="Header"/>
@@ -211,7 +228,7 @@
 </file>
 
 <file path=word/header2.xml><?xml version="1.0" encoding="utf-8"?>
-<w:hdr xmlns:wpc="http://schemas.microsoft.com/office/word/2010/wordprocessingCanvas" xmlns:cx="http://schemas.microsoft.com/office/drawing/2014/chartex" xmlns:cx1="http://schemas.microsoft.com/office/drawing/2015/9/8/chartex" xmlns:cx2="http://schemas.microsoft.com/office/drawing/2015/10/21/chartex" xmlns:cx3="http://schemas.microsoft.com/office/drawing/2016/5/9/chartex" xmlns:cx4="http://schemas.microsoft.com/office/drawing/2016/5/10/chartex" xmlns:cx5="http://schemas.microsoft.com/office/drawing/2016/5/11/chartex" xmlns:cx6="http://schemas.microsoft.com/office/drawing/2016/5/12/chartex" xmlns:cx7="http://schemas.microsoft.com/office/drawing/2016/5/13/chartex" xmlns:cx8="http://schemas.microsoft.com/office/drawing/2016/5/14/chartex" xmlns:mc="http://schemas.openxmlformats.org/markup-compatibility/2006" xmlns:aink="http://schemas.microsoft.com/office/drawing/2016/ink" xmlns:am3d="http://schemas.microsoft.com/office/drawing/2017/model3d" xmlns:o="urn:schemas-microsoft-com:office:office" xmlns:oel="http://schemas.microsoft.com/office/2019/extlst" xmlns:r="http://schemas.openxmlformats.org/officeDocument/2006/relationships" xmlns:m="http://schemas.openxmlformats.org/officeDocument/2006/math" xmlns:v="urn:schemas-microsoft-com:vml" xmlns:wp14="http://schemas.microsoft.com/office/word/2010/wordprocessingDrawing" xmlns:wp="http://schemas.openxmlformats.org/drawingml/2006/wordprocessingDrawing" xmlns:w10="urn:schemas-microsoft-com:office:word" xmlns:w="http://schemas.openxmlformats.org/wordprocessingml/2006/main" xmlns:w14="http://schemas.microsoft.com/office/word/2010/wordml" xmlns:w15="http://schemas.microsoft.com/office/word/2012/wordml" xmlns:w16cex="http://schemas.microsoft.com/office/word/2018/wordml/cex" xmlns:w16cid="http://schemas.microsoft.com/office/word/2016/wordml/cid" xmlns:w16="http://schemas.microsoft.com/office/word/2018/wordml" xmlns:w16sdtdh="http://schemas.microsoft.com/office/word/2020/wordml/sdtdatahash" xmlns:w16se="http://schemas.microsoft.com/office/word/2015/wordml/symex" xmlns:wpg="http://schemas.microsoft.com/office/word/2010/wordprocessingGroup" xmlns:wpi="http://schemas.microsoft.com/office/word/2010/wordprocessingInk" xmlns:wne="http://schemas.microsoft.com/office/word/2006/wordml" xmlns:wps="http://schemas.microsoft.com/office/word/2010/wordprocessingShape" mc:Ignorable="w14 w15 w16se w16cid w16 w16cex w16sdtdh wp14">
+<w:hdr xmlns:wpc="http://schemas.microsoft.com/office/word/2010/wordprocessingCanvas" xmlns:cx="http://schemas.microsoft.com/office/drawing/2014/chartex" xmlns:cx1="http://schemas.microsoft.com/office/drawing/2015/9/8/chartex" xmlns:cx2="http://schemas.microsoft.com/office/drawing/2015/10/21/chartex" xmlns:cx3="http://schemas.microsoft.com/office/drawing/2016/5/9/chartex" xmlns:cx4="http://schemas.microsoft.com/office/drawing/2016/5/10/chartex" xmlns:cx5="http://schemas.microsoft.com/office/drawing/2016/5/11/chartex" xmlns:cx6="http://schemas.microsoft.com/office/drawing/2016/5/12/chartex" xmlns:cx7="http://schemas.microsoft.com/office/drawing/2016/5/13/chartex" xmlns:cx8="http://schemas.microsoft.com/office/drawing/2016/5/14/chartex" xmlns:mc="http://schemas.openxmlformats.org/markup-compatibility/2006" xmlns:aink="http://schemas.microsoft.com/office/drawing/2016/ink" xmlns:am3d="http://schemas.microsoft.com/office/drawing/2017/model3d" xmlns:o="urn:schemas-microsoft-com:office:office" xmlns:oel="http://schemas.microsoft.com/office/2019/extlst" xmlns:r="http://schemas.openxmlformats.org/officeDocument/2006/relationships" xmlns:m="http://schemas.openxmlformats.org/officeDocument/2006/math" xmlns:v="urn:schemas-microsoft-com:vml" xmlns:wp14="http://schemas.microsoft.com/office/word/2010/wordprocessingDrawing" xmlns:wp="http://schemas.openxmlformats.org/drawingml/2006/wordprocessingDrawing" xmlns:w10="urn:schemas-microsoft-com:office:word" xmlns:w="http://schemas.openxmlformats.org/wordprocessingml/2006/main" xmlns:w14="http://schemas.microsoft.com/office/word/2010/wordml" xmlns:w15="http://schemas.microsoft.com/office/word/2012/wordml" xmlns:w16cex="http://schemas.microsoft.com/office/word/2018/wordml/cex" xmlns:w16cid="http://schemas.microsoft.com/office/word/2016/wordml/cid" xmlns:w16="http://schemas.microsoft.com/office/word/2018/wordml" xmlns:w16du="http://schemas.microsoft.com/office/word/2023/wordml/word16du" xmlns:w16sdtdh="http://schemas.microsoft.com/office/word/2020/wordml/sdtdatahash" xmlns:w16sdtfl="http://schemas.microsoft.com/office/word/2024/wordml/sdtformatlock" xmlns:w16se="http://schemas.microsoft.com/office/word/2015/wordml/symex" xmlns:wpg="http://schemas.microsoft.com/office/word/2010/wordprocessingGroup" xmlns:wpi="http://schemas.microsoft.com/office/word/2010/wordprocessingInk" xmlns:wne="http://schemas.microsoft.com/office/word/2006/wordml" xmlns:wps="http://schemas.microsoft.com/office/word/2010/wordprocessingShape" mc:Ignorable="w14 w15 w16se w16cid w16 w16cex w16sdtdh w16sdtfl w16du wp14">
   <w:p>
     <w:pPr>
       <w:pStyle w:val="Header"/>
@@ -222,7 +239,7 @@
 </file>
 
 <file path=word/header3.xml><?xml version="1.0" encoding="utf-8"?>
-<w:hdr xmlns:wpc="http://schemas.microsoft.com/office/word/2010/wordprocessingCanvas" xmlns:cx="http://schemas.microsoft.com/office/drawing/2014/chartex" xmlns:cx1="http://schemas.microsoft.com/office/drawing/2015/9/8/chartex" xmlns:cx2="http://schemas.microsoft.com/office/drawing/2015/10/21/chartex" xmlns:cx3="http://schemas.microsoft.com/office/drawing/2016/5/9/chartex" xmlns:cx4="http://schemas.microsoft.com/office/drawing/2016/5/10/chartex" xmlns:cx5="http://schemas.microsoft.com/office/drawing/2016/5/11/chartex" xmlns:cx6="http://schemas.microsoft.com/office/drawing/2016/5/12/chartex" xmlns:cx7="http://schemas.microsoft.com/office/drawing/2016/5/13/chartex" xmlns:cx8="http://schemas.microsoft.com/office/drawing/2016/5/14/chartex" xmlns:mc="http://schemas.openxmlformats.org/markup-compatibility/2006" xmlns:aink="http://schemas.microsoft.com/office/drawing/2016/ink" xmlns:am3d="http://schemas.microsoft.com/office/drawing/2017/model3d" xmlns:o="urn:schemas-microsoft-com:office:office" xmlns:oel="http://schemas.microsoft.com/office/2019/extlst" xmlns:r="http://schemas.openxmlformats.org/officeDocument/2006/relationships" xmlns:m="http://schemas.openxmlformats.org/officeDocument/2006/math" xmlns:v="urn:schemas-microsoft-com:vml" xmlns:wp14="http://schemas.microsoft.com/office/word/2010/wordprocessingDrawing" xmlns:wp="http://schemas.openxmlformats.org/drawingml/2006/wordprocessingDrawing" xmlns:w10="urn:schemas-microsoft-com:office:word" xmlns:w="http://schemas.openxmlformats.org/wordprocessingml/2006/main" xmlns:w14="http://schemas.microsoft.com/office/word/2010/wordml" xmlns:w15="http://schemas.microsoft.com/office/word/2012/wordml" xmlns:w16cex="http://schemas.microsoft.com/office/word/2018/wordml/cex" xmlns:w16cid="http://schemas.microsoft.com/office/word/2016/wordml/cid" xmlns:w16="http://schemas.microsoft.com/office/word/2018/wordml" xmlns:w16sdtdh="http://schemas.microsoft.com/office/word/2020/wordml/sdtdatahash" xmlns:w16se="http://schemas.microsoft.com/office/word/2015/wordml/symex" xmlns:wpg="http://schemas.microsoft.com/office/word/2010/wordprocessingGroup" xmlns:wpi="http://schemas.microsoft.com/office/word/2010/wordprocessingInk" xmlns:wne="http://schemas.microsoft.com/office/word/2006/wordml" xmlns:wps="http://schemas.microsoft.com/office/word/2010/wordprocessingShape" mc:Ignorable="w14 w15 w16se w16cid w16 w16cex w16sdtdh wp14">
+<w:hdr xmlns:wpc="http://schemas.microsoft.com/office/word/2010/wordprocessingCanvas" xmlns:cx="http://schemas.microsoft.com/office/drawing/2014/chartex" xmlns:cx1="http://schemas.microsoft.com/office/drawing/2015/9/8/chartex" xmlns:cx2="http://schemas.microsoft.com/office/drawing/2015/10/21/chartex" xmlns:cx3="http://schemas.microsoft.com/office/drawing/2016/5/9/chartex" xmlns:cx4="http://schemas.microsoft.com/office/drawing/2016/5/10/chartex" xmlns:cx5="http://schemas.microsoft.com/office/drawing/2016/5/11/chartex" xmlns:cx6="http://schemas.microsoft.com/office/drawing/2016/5/12/chartex" xmlns:cx7="http://schemas.microsoft.com/office/drawing/2016/5/13/chartex" xmlns:cx8="http://schemas.microsoft.com/office/drawing/2016/5/14/chartex" xmlns:mc="http://schemas.openxmlformats.org/markup-compatibility/2006" xmlns:aink="http://schemas.microsoft.com/office/drawing/2016/ink" xmlns:am3d="http://schemas.microsoft.com/office/drawing/2017/model3d" xmlns:o="urn:schemas-microsoft-com:office:office" xmlns:oel="http://schemas.microsoft.com/office/2019/extlst" xmlns:r="http://schemas.openxmlformats.org/officeDocument/2006/relationships" xmlns:m="http://schemas.openxmlformats.org/officeDocument/2006/math" xmlns:v="urn:schemas-microsoft-com:vml" xmlns:wp14="http://schemas.microsoft.com/office/word/2010/wordprocessingDrawing" xmlns:wp="http://schemas.openxmlformats.org/drawingml/2006/wordprocessingDrawing" xmlns:w10="urn:schemas-microsoft-com:office:word" xmlns:w="http://schemas.openxmlformats.org/wordprocessingml/2006/main" xmlns:w14="http://schemas.microsoft.com/office/word/2010/wordml" xmlns:w15="http://schemas.microsoft.com/office/word/2012/wordml" xmlns:w16cex="http://schemas.microsoft.com/office/word/2018/wordml/cex" xmlns:w16cid="http://schemas.microsoft.com/office/word/2016/wordml/cid" xmlns:w16="http://schemas.microsoft.com/office/word/2018/wordml" xmlns:w16du="http://schemas.microsoft.com/office/word/2023/wordml/word16du" xmlns:w16sdtdh="http://schemas.microsoft.com/office/word/2020/wordml/sdtdatahash" xmlns:w16sdtfl="http://schemas.microsoft.com/office/word/2024/wordml/sdtformatlock" xmlns:w16se="http://schemas.microsoft.com/office/word/2015/wordml/symex" xmlns:wpg="http://schemas.microsoft.com/office/word/2010/wordprocessingGroup" xmlns:wpi="http://schemas.microsoft.com/office/word/2010/wordprocessingInk" xmlns:wne="http://schemas.microsoft.com/office/word/2006/wordml" xmlns:wps="http://schemas.microsoft.com/office/word/2010/wordprocessingShape" mc:Ignorable="w14 w15 w16se w16cid w16 w16cex w16sdtdh w16sdtfl w16du wp14">
   <w:p>
     <w:pPr>
       <w:pStyle w:val="Header"/>
@@ -231,7 +248,7 @@
     <w:r>
       <w:tab/>
       <w:tab/>
-      <w:t>2026-06-17</w:t>
+      <w:t>2026-06-18</w:t>
       <w:br/>
       <w:br/>
     </w:r>
@@ -244,7 +261,7 @@
 </file>
 
 <file path=word/numbering.xml><?xml version="1.0" encoding="utf-8"?>
-<w:numbering xmlns:wpc="http://schemas.microsoft.com/office/word/2010/wordprocessingCanvas" xmlns:cx="http://schemas.microsoft.com/office/drawing/2014/chartex" xmlns:cx1="http://schemas.microsoft.com/office/drawing/2015/9/8/chartex" xmlns:cx2="http://schemas.microsoft.com/office/drawing/2015/10/21/chartex" xmlns:cx3="http://schemas.microsoft.com/office/drawing/2016/5/9/chartex" xmlns:cx4="http://schemas.microsoft.com/office/drawing/2016/5/10/chartex" xmlns:cx5="http://schemas.microsoft.com/office/drawing/2016/5/11/chartex" xmlns:cx6="http://schemas.microsoft.com/office/drawing/2016/5/12/chartex" xmlns:cx7="http://schemas.microsoft.com/office/drawing/2016/5/13/chartex" xmlns:cx8="http://schemas.microsoft.com/office/drawing/2016/5/14/chartex" xmlns:mc="http://schemas.openxmlformats.org/markup-compatibility/2006" xmlns:aink="http://schemas.microsoft.com/office/drawing/2016/ink" xmlns:am3d="http://schemas.microsoft.com/office/drawing/2017/model3d" xmlns:o="urn:schemas-microsoft-com:office:office" xmlns:oel="http://schemas.microsoft.com/office/2019/extlst" xmlns:r="http://schemas.openxmlformats.org/officeDocument/2006/relationships" xmlns:m="http://schemas.openxmlformats.org/officeDocument/2006/math" xmlns:v="urn:schemas-microsoft-com:vml" xmlns:wp14="http://schemas.microsoft.com/office/word/2010/wordprocessingDrawing" xmlns:wp="http://schemas.openxmlformats.org/drawingml/2006/wordprocessingDrawing" xmlns:w10="urn:schemas-microsoft-com:office:word" xmlns:w="http://schemas.openxmlformats.org/wordprocessingml/2006/main" xmlns:w14="http://schemas.microsoft.com/office/word/2010/wordml" xmlns:w15="http://schemas.microsoft.com/office/word/2012/wordml" xmlns:w16cex="http://schemas.microsoft.com/office/word/2018/wordml/cex" xmlns:w16cid="http://schemas.microsoft.com/office/word/2016/wordml/cid" xmlns:w16="http://schemas.microsoft.com/office/word/2018/wordml" xmlns:w16sdtdh="http://schemas.microsoft.com/office/word/2020/wordml/sdtdatahash" xmlns:w16se="http://schemas.microsoft.com/office/word/2015/wordml/symex" xmlns:wpg="http://schemas.microsoft.com/office/word/2010/wordprocessingGroup" xmlns:wpi="http://schemas.microsoft.com/office/word/2010/wordprocessingInk" xmlns:wne="http://schemas.microsoft.com/office/word/2006/wordml" xmlns:wps="http://schemas.microsoft.com/office/word/2010/wordprocessingShape" mc:Ignorable="w14 w15 w16se w16cid w16 w16cex w16sdtdh wp14">
+<w:numbering xmlns:wpc="http://schemas.microsoft.com/office/word/2010/wordprocessingCanvas" xmlns:cx="http://schemas.microsoft.com/office/drawing/2014/chartex" xmlns:cx1="http://schemas.microsoft.com/office/drawing/2015/9/8/chartex" xmlns:cx2="http://schemas.microsoft.com/office/drawing/2015/10/21/chartex" xmlns:cx3="http://schemas.microsoft.com/office/drawing/2016/5/9/chartex" xmlns:cx4="http://schemas.microsoft.com/office/drawing/2016/5/10/chartex" xmlns:cx5="http://schemas.microsoft.com/office/drawing/2016/5/11/chartex" xmlns:cx6="http://schemas.microsoft.com/office/drawing/2016/5/12/chartex" xmlns:cx7="http://schemas.microsoft.com/office/drawing/2016/5/13/chartex" xmlns:cx8="http://schemas.microsoft.com/office/drawing/2016/5/14/chartex" xmlns:mc="http://schemas.openxmlformats.org/markup-compatibility/2006" xmlns:aink="http://schemas.microsoft.com/office/drawing/2016/ink" xmlns:am3d="http://schemas.microsoft.com/office/drawing/2017/model3d" xmlns:o="urn:schemas-microsoft-com:office:office" xmlns:oel="http://schemas.microsoft.com/office/2019/extlst" xmlns:r="http://schemas.openxmlformats.org/officeDocument/2006/relationships" xmlns:m="http://schemas.openxmlformats.org/officeDocument/2006/math" xmlns:v="urn:schemas-microsoft-com:vml" xmlns:wp14="http://schemas.microsoft.com/office/word/2010/wordprocessingDrawing" xmlns:wp="http://schemas.openxmlformats.org/drawingml/2006/wordprocessingDrawing" xmlns:w10="urn:schemas-microsoft-com:office:word" xmlns:w="http://schemas.openxmlformats.org/wordprocessingml/2006/main" xmlns:w14="http://schemas.microsoft.com/office/word/2010/wordml" xmlns:w15="http://schemas.microsoft.com/office/word/2012/wordml" xmlns:w16cex="http://schemas.microsoft.com/office/word/2018/wordml/cex" xmlns:w16cid="http://schemas.microsoft.com/office/word/2016/wordml/cid" xmlns:w16="http://schemas.microsoft.com/office/word/2018/wordml" xmlns:w16du="http://schemas.microsoft.com/office/word/2023/wordml/word16du" xmlns:w16sdtdh="http://schemas.microsoft.com/office/word/2020/wordml/sdtdatahash" xmlns:w16sdtfl="http://schemas.microsoft.com/office/word/2024/wordml/sdtformatlock" xmlns:w16se="http://schemas.microsoft.com/office/word/2015/wordml/symex" xmlns:wpg="http://schemas.microsoft.com/office/word/2010/wordprocessingGroup" xmlns:wpi="http://schemas.microsoft.com/office/word/2010/wordprocessingInk" xmlns:wne="http://schemas.microsoft.com/office/word/2006/wordml" xmlns:wps="http://schemas.microsoft.com/office/word/2010/wordprocessingShape" mc:Ignorable="w14 w15 w16se w16cid w16 w16cex w16sdtdh w16sdtfl w16du wp14">
   <w:abstractNum w:abstractNumId="0" w15:restartNumberingAfterBreak="0">
     <w:nsid w:val="FFFFFF7C"/>
     <w:multiLevelType w:val="singleLevel"/>
@@ -447,7 +464,7 @@
 </file>
 
 <file path=word/styles.xml><?xml version="1.0" encoding="utf-8"?>
-<w:styles xmlns:mc="http://schemas.openxmlformats.org/markup-compatibility/2006" xmlns:r="http://schemas.openxmlformats.org/officeDocument/2006/relationships" xmlns:w="http://schemas.openxmlformats.org/wordprocessingml/2006/main" xmlns:w14="http://schemas.microsoft.com/office/word/2010/wordml" xmlns:w15="http://schemas.microsoft.com/office/word/2012/wordml" xmlns:w16cex="http://schemas.microsoft.com/office/word/2018/wordml/cex" xmlns:w16cid="http://schemas.microsoft.com/office/word/2016/wordml/cid" xmlns:w16="http://schemas.microsoft.com/office/word/2018/wordml" xmlns:w16sdtdh="http://schemas.microsoft.com/office/word/2020/wordml/sdtdatahash" xmlns:w16se="http://schemas.microsoft.com/office/word/2015/wordml/symex" mc:Ignorable="w14 w15 w16se w16cid w16 w16cex w16sdtdh">
+<w:styles xmlns:mc="http://schemas.openxmlformats.org/markup-compatibility/2006" xmlns:r="http://schemas.openxmlformats.org/officeDocument/2006/relationships" xmlns:w="http://schemas.openxmlformats.org/wordprocessingml/2006/main" xmlns:w14="http://schemas.microsoft.com/office/word/2010/wordml" xmlns:w15="http://schemas.microsoft.com/office/word/2012/wordml" xmlns:w16cex="http://schemas.microsoft.com/office/word/2018/wordml/cex" xmlns:w16cid="http://schemas.microsoft.com/office/word/2016/wordml/cid" xmlns:w16="http://schemas.microsoft.com/office/word/2018/wordml" xmlns:w16du="http://schemas.microsoft.com/office/word/2023/wordml/word16du" xmlns:w16sdtdh="http://schemas.microsoft.com/office/word/2020/wordml/sdtdatahash" xmlns:w16sdtfl="http://schemas.microsoft.com/office/word/2024/wordml/sdtformatlock" xmlns:w16se="http://schemas.microsoft.com/office/word/2015/wordml/symex" mc:Ignorable="w14 w15 w16se w16cid w16 w16cex w16sdtdh w16sdtfl w16du">
   <w:docDefaults>
     <w:rPrDefault>
       <w:rPr>
@@ -1205,7 +1222,7 @@
     <w:link w:val="TitleChar"/>
     <w:uiPriority w:val="10"/>
     <w:qFormat/>
-    <w:rsid w:val="007106C8"/>
+    <w:rsid w:val="00E854FA"/>
     <w:pPr>
       <w:spacing w:after="300" w:line="240" w:lineRule="auto"/>
       <w:contextualSpacing/>
@@ -1215,7 +1232,7 @@
       <w:rFonts w:eastAsiaTheme="majorEastAsia" w:cstheme="majorBidi"/>
       <w:spacing w:val="5"/>
       <w:kern w:val="28"/>
-      <w:sz w:val="52"/>
+      <w:sz w:val="40"/>
       <w:szCs w:val="52"/>
       <w:lang w:val="sv-SE" w:eastAsia="en-US" w:bidi="ar-SA"/>
     </w:rPr>
@@ -1225,12 +1242,12 @@
     <w:basedOn w:val="DefaultParagraphFont"/>
     <w:link w:val="Title"/>
     <w:uiPriority w:val="10"/>
-    <w:rsid w:val="007106C8"/>
+    <w:rsid w:val="00E854FA"/>
     <w:rPr>
       <w:rFonts w:ascii="Times New Roman" w:eastAsiaTheme="majorEastAsia" w:hAnsi="Times New Roman" w:cstheme="majorBidi"/>
       <w:spacing w:val="5"/>
       <w:kern w:val="28"/>
-      <w:sz w:val="52"/>
+      <w:sz w:val="40"/>
       <w:szCs w:val="52"/>
       <w:lang w:val="sv-SE" w:eastAsia="en-US" w:bidi="ar-SA"/>
     </w:rPr>

--- a/tillsyn/A 21821-2026 tillsynsbegäran.docx
+++ b/tillsyn/A 21821-2026 tillsynsbegäran.docx
@@ -248,7 +248,7 @@
     <w:r>
       <w:tab/>
       <w:tab/>
-      <w:t>2026-06-18</w:t>
+      <w:t>2026-06-19</w:t>
       <w:br/>
       <w:br/>
     </w:r>

--- a/tillsyn/A 21821-2026 tillsynsbegäran.docx
+++ b/tillsyn/A 21821-2026 tillsynsbegäran.docx
@@ -248,7 +248,7 @@
     <w:r>
       <w:tab/>
       <w:tab/>
-      <w:t>2026-06-19</w:t>
+      <w:t>2026-06-20</w:t>
       <w:br/>
       <w:br/>
     </w:r>

--- a/tillsyn/A 21821-2026 tillsynsbegäran.docx
+++ b/tillsyn/A 21821-2026 tillsynsbegäran.docx
@@ -12,10 +12,7 @@
     </w:p>
     <w:p>
       <w:r>
-        <w:t>Detta dokument behandlar höga naturvärden i avverkningsanmälan A 21821-2026 i Norrtälje kommun som inkom 2026-05-08 och omfattar 2,6 ha.</w:t>
-      </w:r>
-      <w:r>
-        <w:t xml:space="preserve"> I Figur 1 visas fyndplatser för naturvårdsarter i området, som finns registrerade på Artportalen.</w:t>
+        <w:t>Denna tillsynsbegäran behandlar höga naturvärden i avverkningsanmälan A 21821-2026 i Norrtälje kommun som inkom 2026-05-08 och omfattar 2,6 ha.</w:t>
       </w:r>
     </w:p>
     <w:p>
@@ -63,7 +60,20 @@
         <w:spacing w:after="240"/>
       </w:pPr>
       <w:r>
-        <w:t>Figur 1. Fyndplatser för naturvårdsarter i och inom 20 meter från avverkningsanmälan (röd linje). Inom parentes anges rödlistekategorier, S för signalarter, Tför typiska arter och fridlysningsparagrafer i artskyddsförordningen.Markörer utan svart kant är placerade på fyndplatsen. Markörer med svart kant är placerade vid sidan av fyndplatsen och har ett svart streck som visar fyndplatsens exakta position. Kartans mittpunktskoordinat är N 6629819, E 697444 i SWEREF 99 TM.</w:t>
+        <w:t>Figur 1. Fyndplatser för naturvårdsarter i och inom 20 meter från avverkningsanmälan. Markörer utan svart kant är placerade på fyndplatsen. Markörer med svart kant är placerade vid sidan av fyndplatsen har ett svart streck som visar fyndplatsens exakta position. Kartans mittpunktskoordinat är N 6629819, E 697444 i SWEREF 99 TM.</w:t>
+      </w:r>
+    </w:p>
+    <w:p>
+      <w:r>
+        <w:t>I och inom 20 meter från avverkningsanmälan finns fynd av 2 naturvårdsarter, varav 2 är rödlistade och 1 är fridlyst: bredgentiana (VU, §8) och fältgentiana (VU). Se Figur 1.</w:t>
+      </w:r>
+    </w:p>
+    <w:p>
+      <w:pPr>
+        <w:pStyle w:val="Heading1"/>
+      </w:pPr>
+      <w:r>
+        <w:t>Tillsynsbegäran</w:t>
       </w:r>
     </w:p>
     <w:p>
@@ -77,47 +87,16 @@
       </w:r>
     </w:p>
     <w:p>
-      <w:r>
-        <w:t>Nedan beskrivs fynd av naturvårdsarter och fridlysta arter som gjorts i det avverkningsanmälda området.</w:t>
-      </w:r>
-    </w:p>
-    <w:p>
       <w:pPr>
         <w:pStyle w:val="Heading1"/>
       </w:pPr>
       <w:r>
-        <w:t>Naturvårdsarter</w:t>
+        <w:t>Naturvårdsarter och fridlysta arter</w:t>
       </w:r>
     </w:p>
     <w:p>
       <w:r>
-        <w:t>I och inom 20 meter från avverkningsanmälan har följande 2 naturvårdsarter hittats: bredgentiana (VU, §8) och fältgentiana (VU). Av dessa är 2 rödlistade. För rödlistade arter har rödlistekategorin angivits inom parentes. För fridlysta arter anges även paragrafen i Artskyddsförordningen som arten är fridlyst enligt.</w:t>
-      </w:r>
-    </w:p>
-    <w:p>
-      <w:r>
-        <w:t>De påträffade naturvårdsarterna är ett tydligt kvitto på att det rör sig om en skog med höga naturvärden.</w:t>
-      </w:r>
-    </w:p>
-    <w:p>
-      <w:pPr>
-        <w:pStyle w:val="Heading2"/>
-      </w:pPr>
-      <w:r>
-        <w:t>Fridlysta arter</w:t>
-      </w:r>
-    </w:p>
-    <w:p>
-      <w:r>
-        <w:t>Följande fridlysta arter har sina livsmiljöer och växtplatser i den avverkningsanmälda skogen: bredgentiana (VU, §8).</w:t>
-      </w:r>
-    </w:p>
-    <w:p>
-      <w:pPr>
-        <w:pStyle w:val="Heading2"/>
-      </w:pPr>
-      <w:r>
-        <w:t>Övriga naturvårdsarter</w:t>
+        <w:t>Nedan följer beskrivningar av de naturvårdsarter och fridlysta arter som har sina livsmiljöer och växtplatser i den avverkningsanmälda skogen. De påträffade naturvårdsarterna är ett tydligt kvitto på att det rör sig om en skog med höga naturvärden.</w:t>
       </w:r>
     </w:p>
     <w:sectPr>
@@ -248,7 +227,7 @@
     <w:r>
       <w:tab/>
       <w:tab/>
-      <w:t>2026-06-20</w:t>
+      <w:t>2026-06-21</w:t>
       <w:br/>
       <w:br/>
     </w:r>

--- a/tillsyn/A 21821-2026 tillsynsbegäran.docx
+++ b/tillsyn/A 21821-2026 tillsynsbegäran.docx
@@ -227,7 +227,7 @@
     <w:r>
       <w:tab/>
       <w:tab/>
-      <w:t>2026-06-21</w:t>
+      <w:t>2026-06-22</w:t>
       <w:br/>
       <w:br/>
     </w:r>

--- a/tillsyn/A 21821-2026 tillsynsbegäran.docx
+++ b/tillsyn/A 21821-2026 tillsynsbegäran.docx
@@ -227,7 +227,7 @@
     <w:r>
       <w:tab/>
       <w:tab/>
-      <w:t>2026-06-22</w:t>
+      <w:t>2026-06-23</w:t>
       <w:br/>
       <w:br/>
     </w:r>

--- a/tillsyn/A 21821-2026 tillsynsbegäran.docx
+++ b/tillsyn/A 21821-2026 tillsynsbegäran.docx
@@ -227,7 +227,7 @@
     <w:r>
       <w:tab/>
       <w:tab/>
-      <w:t>2026-06-23</w:t>
+      <w:t>2026-06-24</w:t>
       <w:br/>
       <w:br/>
     </w:r>

--- a/tillsyn/A 21821-2026 tillsynsbegäran.docx
+++ b/tillsyn/A 21821-2026 tillsynsbegäran.docx
@@ -227,7 +227,7 @@
     <w:r>
       <w:tab/>
       <w:tab/>
-      <w:t>2026-06-24</w:t>
+      <w:t>2026-06-25</w:t>
       <w:br/>
       <w:br/>
     </w:r>

--- a/tillsyn/A 21821-2026 tillsynsbegäran.docx
+++ b/tillsyn/A 21821-2026 tillsynsbegäran.docx
@@ -227,7 +227,7 @@
     <w:r>
       <w:tab/>
       <w:tab/>
-      <w:t>2026-06-25</w:t>
+      <w:t>2026-06-26</w:t>
       <w:br/>
       <w:br/>
     </w:r>

--- a/tillsyn/A 21821-2026 tillsynsbegäran.docx
+++ b/tillsyn/A 21821-2026 tillsynsbegäran.docx
@@ -227,7 +227,7 @@
     <w:r>
       <w:tab/>
       <w:tab/>
-      <w:t>2026-06-26</w:t>
+      <w:t>2026-06-27</w:t>
       <w:br/>
       <w:br/>
     </w:r>

--- a/tillsyn/A 21821-2026 tillsynsbegäran.docx
+++ b/tillsyn/A 21821-2026 tillsynsbegäran.docx
@@ -227,7 +227,7 @@
     <w:r>
       <w:tab/>
       <w:tab/>
-      <w:t>2026-06-27</w:t>
+      <w:t>2026-06-28</w:t>
       <w:br/>
       <w:br/>
     </w:r>

--- a/tillsyn/A 21821-2026 tillsynsbegäran.docx
+++ b/tillsyn/A 21821-2026 tillsynsbegäran.docx
@@ -227,7 +227,7 @@
     <w:r>
       <w:tab/>
       <w:tab/>
-      <w:t>2026-06-28</w:t>
+      <w:t>2026-06-29</w:t>
       <w:br/>
       <w:br/>
     </w:r>

--- a/tillsyn/A 21821-2026 tillsynsbegäran.docx
+++ b/tillsyn/A 21821-2026 tillsynsbegäran.docx
@@ -227,7 +227,7 @@
     <w:r>
       <w:tab/>
       <w:tab/>
-      <w:t>2026-06-29</w:t>
+      <w:t>2026-06-30</w:t>
       <w:br/>
       <w:br/>
     </w:r>

--- a/tillsyn/A 21821-2026 tillsynsbegäran.docx
+++ b/tillsyn/A 21821-2026 tillsynsbegäran.docx
@@ -227,7 +227,7 @@
     <w:r>
       <w:tab/>
       <w:tab/>
-      <w:t>2026-06-30</w:t>
+      <w:t>2026-07-01</w:t>
       <w:br/>
       <w:br/>
     </w:r>

--- a/tillsyn/A 21821-2026 tillsynsbegäran.docx
+++ b/tillsyn/A 21821-2026 tillsynsbegäran.docx
@@ -227,7 +227,7 @@
     <w:r>
       <w:tab/>
       <w:tab/>
-      <w:t>2026-07-01</w:t>
+      <w:t>2026-07-02</w:t>
       <w:br/>
       <w:br/>
     </w:r>

--- a/tillsyn/A 21821-2026 tillsynsbegäran.docx
+++ b/tillsyn/A 21821-2026 tillsynsbegäran.docx
@@ -227,7 +227,7 @@
     <w:r>
       <w:tab/>
       <w:tab/>
-      <w:t>2026-07-13</w:t>
+      <w:t>2026-07-14</w:t>
       <w:br/>
       <w:br/>
     </w:r>

--- a/tillsyn/A 21821-2026 tillsynsbegäran.docx
+++ b/tillsyn/A 21821-2026 tillsynsbegäran.docx
@@ -227,7 +227,7 @@
     <w:r>
       <w:tab/>
       <w:tab/>
-      <w:t>2026-07-14</w:t>
+      <w:t>2026-07-15</w:t>
       <w:br/>
       <w:br/>
     </w:r>

--- a/tillsyn/A 21821-2026 tillsynsbegäran.docx
+++ b/tillsyn/A 21821-2026 tillsynsbegäran.docx
@@ -227,7 +227,7 @@
     <w:r>
       <w:tab/>
       <w:tab/>
-      <w:t>2026-07-15</w:t>
+      <w:t>2026-07-16</w:t>
       <w:br/>
       <w:br/>
     </w:r>

--- a/tillsyn/A 21821-2026 tillsynsbegäran.docx
+++ b/tillsyn/A 21821-2026 tillsynsbegäran.docx
@@ -227,7 +227,7 @@
     <w:r>
       <w:tab/>
       <w:tab/>
-      <w:t>2026-07-16</w:t>
+      <w:t>2026-07-17</w:t>
       <w:br/>
       <w:br/>
     </w:r>

--- a/tillsyn/A 21821-2026 tillsynsbegäran.docx
+++ b/tillsyn/A 21821-2026 tillsynsbegäran.docx
@@ -227,7 +227,7 @@
     <w:r>
       <w:tab/>
       <w:tab/>
-      <w:t>2026-07-17</w:t>
+      <w:t>2026-07-18</w:t>
       <w:br/>
       <w:br/>
     </w:r>

--- a/tillsyn/A 21821-2026 tillsynsbegäran.docx
+++ b/tillsyn/A 21821-2026 tillsynsbegäran.docx
@@ -227,7 +227,7 @@
     <w:r>
       <w:tab/>
       <w:tab/>
-      <w:t>2026-07-18</w:t>
+      <w:t>2026-07-19</w:t>
       <w:br/>
       <w:br/>
     </w:r>

--- a/tillsyn/A 21821-2026 tillsynsbegäran.docx
+++ b/tillsyn/A 21821-2026 tillsynsbegäran.docx
@@ -227,7 +227,7 @@
     <w:r>
       <w:tab/>
       <w:tab/>
-      <w:t>2026-07-19</w:t>
+      <w:t>2026-07-20</w:t>
       <w:br/>
       <w:br/>
     </w:r>

--- a/tillsyn/A 21821-2026 tillsynsbegäran.docx
+++ b/tillsyn/A 21821-2026 tillsynsbegäran.docx
@@ -227,7 +227,7 @@
     <w:r>
       <w:tab/>
       <w:tab/>
-      <w:t>2026-07-20</w:t>
+      <w:t>2026-07-21</w:t>
       <w:br/>
       <w:br/>
     </w:r>

--- a/tillsyn/A 21821-2026 tillsynsbegäran.docx
+++ b/tillsyn/A 21821-2026 tillsynsbegäran.docx
@@ -227,7 +227,7 @@
     <w:r>
       <w:tab/>
       <w:tab/>
-      <w:t>2026-07-21</w:t>
+      <w:t>2026-07-22</w:t>
       <w:br/>
       <w:br/>
     </w:r>

--- a/tillsyn/A 21821-2026 tillsynsbegäran.docx
+++ b/tillsyn/A 21821-2026 tillsynsbegäran.docx
@@ -227,7 +227,7 @@
     <w:r>
       <w:tab/>
       <w:tab/>
-      <w:t>2026-07-22</w:t>
+      <w:t>2026-07-23</w:t>
       <w:br/>
       <w:br/>
     </w:r>

--- a/tillsyn/A 21821-2026 tillsynsbegäran.docx
+++ b/tillsyn/A 21821-2026 tillsynsbegäran.docx
@@ -227,7 +227,7 @@
     <w:r>
       <w:tab/>
       <w:tab/>
-      <w:t>2026-07-23</w:t>
+      <w:t>2026-07-24</w:t>
       <w:br/>
       <w:br/>
     </w:r>

--- a/tillsyn/A 21821-2026 tillsynsbegäran.docx
+++ b/tillsyn/A 21821-2026 tillsynsbegäran.docx
@@ -227,7 +227,7 @@
     <w:r>
       <w:tab/>
       <w:tab/>
-      <w:t>2026-07-24</w:t>
+      <w:t>2026-07-25</w:t>
       <w:br/>
       <w:br/>
     </w:r>

--- a/tillsyn/A 21821-2026 tillsynsbegäran.docx
+++ b/tillsyn/A 21821-2026 tillsynsbegäran.docx
@@ -227,7 +227,7 @@
     <w:r>
       <w:tab/>
       <w:tab/>
-      <w:t>2026-07-25</w:t>
+      <w:t>2026-07-26</w:t>
       <w:br/>
       <w:br/>
     </w:r>

--- a/tillsyn/A 21821-2026 tillsynsbegäran.docx
+++ b/tillsyn/A 21821-2026 tillsynsbegäran.docx
@@ -227,7 +227,7 @@
     <w:r>
       <w:tab/>
       <w:tab/>
-      <w:t>2026-07-26</w:t>
+      <w:t>2026-07-27</w:t>
       <w:br/>
       <w:br/>
     </w:r>

--- a/tillsyn/A 21821-2026 tillsynsbegäran.docx
+++ b/tillsyn/A 21821-2026 tillsynsbegäran.docx
@@ -227,7 +227,7 @@
     <w:r>
       <w:tab/>
       <w:tab/>
-      <w:t>2026-07-27</w:t>
+      <w:t>2026-07-28</w:t>
       <w:br/>
       <w:br/>
     </w:r>

--- a/tillsyn/A 21821-2026 tillsynsbegäran.docx
+++ b/tillsyn/A 21821-2026 tillsynsbegäran.docx
@@ -227,7 +227,7 @@
     <w:r>
       <w:tab/>
       <w:tab/>
-      <w:t>2026-07-28</w:t>
+      <w:t>2026-07-29</w:t>
       <w:br/>
       <w:br/>
     </w:r>

--- a/tillsyn/A 21821-2026 tillsynsbegäran.docx
+++ b/tillsyn/A 21821-2026 tillsynsbegäran.docx
@@ -227,7 +227,7 @@
     <w:r>
       <w:tab/>
       <w:tab/>
-      <w:t>2026-07-29</w:t>
+      <w:t>2026-07-30</w:t>
       <w:br/>
       <w:br/>
     </w:r>

--- a/tillsyn/A 21821-2026 tillsynsbegäran.docx
+++ b/tillsyn/A 21821-2026 tillsynsbegäran.docx
@@ -227,7 +227,7 @@
     <w:r>
       <w:tab/>
       <w:tab/>
-      <w:t>2026-07-30</w:t>
+      <w:t>2026-07-31</w:t>
       <w:br/>
       <w:br/>
     </w:r>

--- a/tillsyn/A 21821-2026 tillsynsbegäran.docx
+++ b/tillsyn/A 21821-2026 tillsynsbegäran.docx
@@ -227,7 +227,7 @@
     <w:r>
       <w:tab/>
       <w:tab/>
-      <w:t>2026-07-31</w:t>
+      <w:t>2026-08-01</w:t>
       <w:br/>
       <w:br/>
     </w:r>

--- a/tillsyn/A 21821-2026 tillsynsbegäran.docx
+++ b/tillsyn/A 21821-2026 tillsynsbegäran.docx
@@ -227,7 +227,7 @@
     <w:r>
       <w:tab/>
       <w:tab/>
-      <w:t>2026-08-01</w:t>
+      <w:t>2026-08-02</w:t>
       <w:br/>
       <w:br/>
     </w:r>

--- a/tillsyn/A 21821-2026 tillsynsbegäran.docx
+++ b/tillsyn/A 21821-2026 tillsynsbegäran.docx
@@ -227,7 +227,7 @@
     <w:r>
       <w:tab/>
       <w:tab/>
-      <w:t>2026-08-02</w:t>
+      <w:t>2026-08-03</w:t>
       <w:br/>
       <w:br/>
     </w:r>

--- a/tillsyn/A 21821-2026 tillsynsbegäran.docx
+++ b/tillsyn/A 21821-2026 tillsynsbegäran.docx
@@ -227,7 +227,7 @@
     <w:r>
       <w:tab/>
       <w:tab/>
-      <w:t>2026-08-03</w:t>
+      <w:t>2026-08-05</w:t>
       <w:br/>
       <w:br/>
     </w:r>

--- a/tillsyn/A 21821-2026 tillsynsbegäran.docx
+++ b/tillsyn/A 21821-2026 tillsynsbegäran.docx
@@ -227,7 +227,7 @@
     <w:r>
       <w:tab/>
       <w:tab/>
-      <w:t>2026-08-05</w:t>
+      <w:t>2026-08-07</w:t>
       <w:br/>
       <w:br/>
     </w:r>

--- a/tillsyn/A 21821-2026 tillsynsbegäran.docx
+++ b/tillsyn/A 21821-2026 tillsynsbegäran.docx
@@ -227,7 +227,7 @@
     <w:r>
       <w:tab/>
       <w:tab/>
-      <w:t>2026-08-07</w:t>
+      <w:t>2026-08-08</w:t>
       <w:br/>
       <w:br/>
     </w:r>

--- a/tillsyn/A 21821-2026 tillsynsbegäran.docx
+++ b/tillsyn/A 21821-2026 tillsynsbegäran.docx
@@ -60,7 +60,7 @@
         <w:spacing w:after="240"/>
       </w:pPr>
       <w:r>
-        <w:t>Figur 1. Fyndplatser för naturvårdsarter i och inom 20 meter från avverkningsanmälan. Markörer utan svart kant är placerade på fyndplatsen. Markörer med svart kant är placerade vid sidan av fyndplatsen har ett svart streck som visar fyndplatsens exakta position. Kartans mittpunktskoordinat är N 6629819, E 697444 i SWEREF 99 TM.</w:t>
+        <w:t>Figur 1. Fyndplatser för naturvårdsarter i och inom 20 meter från avverkningsanmälan. Markörer utan svart kant är placerade på fyndplatsen. Markörer med svart kant är placerade vid sidan av fyndplatsen och har ett svart streck som visar fyndplatsens exakta position. Kartans mittpunktskoordinat är N 6629819, E 697444 i SWEREF 99 TM.</w:t>
       </w:r>
     </w:p>
     <w:p>
@@ -227,7 +227,7 @@
     <w:r>
       <w:tab/>
       <w:tab/>
-      <w:t>2026-08-14</w:t>
+      <w:t>2026-08-15</w:t>
       <w:br/>
       <w:br/>
     </w:r>

--- a/tillsyn/A 21821-2026 tillsynsbegäran.docx
+++ b/tillsyn/A 21821-2026 tillsynsbegäran.docx
@@ -227,7 +227,7 @@
     <w:r>
       <w:tab/>
       <w:tab/>
-      <w:t>2026-08-15</w:t>
+      <w:t>2026-08-16</w:t>
       <w:br/>
       <w:br/>
     </w:r>

--- a/tillsyn/A 21821-2026 tillsynsbegäran.docx
+++ b/tillsyn/A 21821-2026 tillsynsbegäran.docx
@@ -227,7 +227,7 @@
     <w:r>
       <w:tab/>
       <w:tab/>
-      <w:t>2026-08-16</w:t>
+      <w:t>2026-08-17</w:t>
       <w:br/>
       <w:br/>
     </w:r>

--- a/tillsyn/A 21821-2026 tillsynsbegäran.docx
+++ b/tillsyn/A 21821-2026 tillsynsbegäran.docx
@@ -227,7 +227,7 @@
     <w:r>
       <w:tab/>
       <w:tab/>
-      <w:t>2026-08-17</w:t>
+      <w:t>2026-08-18</w:t>
       <w:br/>
       <w:br/>
     </w:r>

--- a/tillsyn/A 21821-2026 tillsynsbegäran.docx
+++ b/tillsyn/A 21821-2026 tillsynsbegäran.docx
@@ -227,7 +227,7 @@
     <w:r>
       <w:tab/>
       <w:tab/>
-      <w:t>2026-08-18</w:t>
+      <w:t>2026-08-19</w:t>
       <w:br/>
       <w:br/>
     </w:r>

--- a/tillsyn/A 21821-2026 tillsynsbegäran.docx
+++ b/tillsyn/A 21821-2026 tillsynsbegäran.docx
@@ -227,7 +227,7 @@
     <w:r>
       <w:tab/>
       <w:tab/>
-      <w:t>2026-08-19</w:t>
+      <w:t>2026-08-20</w:t>
       <w:br/>
       <w:br/>
     </w:r>

--- a/tillsyn/A 21821-2026 tillsynsbegäran.docx
+++ b/tillsyn/A 21821-2026 tillsynsbegäran.docx
@@ -227,7 +227,7 @@
     <w:r>
       <w:tab/>
       <w:tab/>
-      <w:t>2026-08-20</w:t>
+      <w:t>2026-08-21</w:t>
       <w:br/>
       <w:br/>
     </w:r>

--- a/tillsyn/A 21821-2026 tillsynsbegäran.docx
+++ b/tillsyn/A 21821-2026 tillsynsbegäran.docx
@@ -227,7 +227,7 @@
     <w:r>
       <w:tab/>
       <w:tab/>
-      <w:t>2026-08-21</w:t>
+      <w:t>2026-08-22</w:t>
       <w:br/>
       <w:br/>
     </w:r>

--- a/tillsyn/A 21821-2026 tillsynsbegäran.docx
+++ b/tillsyn/A 21821-2026 tillsynsbegäran.docx
@@ -227,7 +227,7 @@
     <w:r>
       <w:tab/>
       <w:tab/>
-      <w:t>2026-08-22</w:t>
+      <w:t>2026-08-23</w:t>
       <w:br/>
       <w:br/>
     </w:r>

--- a/tillsyn/A 21821-2026 tillsynsbegäran.docx
+++ b/tillsyn/A 21821-2026 tillsynsbegäran.docx
@@ -227,7 +227,7 @@
     <w:r>
       <w:tab/>
       <w:tab/>
-      <w:t>2026-08-23</w:t>
+      <w:t>2026-08-24</w:t>
       <w:br/>
       <w:br/>
     </w:r>

--- a/tillsyn/A 21821-2026 tillsynsbegäran.docx
+++ b/tillsyn/A 21821-2026 tillsynsbegäran.docx
@@ -227,7 +227,7 @@
     <w:r>
       <w:tab/>
       <w:tab/>
-      <w:t>2026-08-24</w:t>
+      <w:t>2026-08-25</w:t>
       <w:br/>
       <w:br/>
     </w:r>

--- a/tillsyn/A 21821-2026 tillsynsbegäran.docx
+++ b/tillsyn/A 21821-2026 tillsynsbegäran.docx
@@ -227,7 +227,7 @@
     <w:r>
       <w:tab/>
       <w:tab/>
-      <w:t>2026-08-25</w:t>
+      <w:t>2026-08-26</w:t>
       <w:br/>
       <w:br/>
     </w:r>

--- a/tillsyn/A 21821-2026 tillsynsbegäran.docx
+++ b/tillsyn/A 21821-2026 tillsynsbegäran.docx
@@ -227,7 +227,7 @@
     <w:r>
       <w:tab/>
       <w:tab/>
-      <w:t>2026-08-26</w:t>
+      <w:t>2026-08-27</w:t>
       <w:br/>
       <w:br/>
     </w:r>

--- a/tillsyn/A 21821-2026 tillsynsbegäran.docx
+++ b/tillsyn/A 21821-2026 tillsynsbegäran.docx
@@ -227,7 +227,7 @@
     <w:r>
       <w:tab/>
       <w:tab/>
-      <w:t>2026-08-27</w:t>
+      <w:t>2026-08-28</w:t>
       <w:br/>
       <w:br/>
     </w:r>

--- a/tillsyn/A 21821-2026 tillsynsbegäran.docx
+++ b/tillsyn/A 21821-2026 tillsynsbegäran.docx
@@ -227,7 +227,7 @@
     <w:r>
       <w:tab/>
       <w:tab/>
-      <w:t>2026-08-28</w:t>
+      <w:t>2026-08-29</w:t>
       <w:br/>
       <w:br/>
     </w:r>

--- a/tillsyn/A 21821-2026 tillsynsbegäran.docx
+++ b/tillsyn/A 21821-2026 tillsynsbegäran.docx
@@ -227,7 +227,7 @@
     <w:r>
       <w:tab/>
       <w:tab/>
-      <w:t>2026-08-29</w:t>
+      <w:t>2026-08-31</w:t>
       <w:br/>
       <w:br/>
     </w:r>

--- a/tillsyn/A 21821-2026 tillsynsbegäran.docx
+++ b/tillsyn/A 21821-2026 tillsynsbegäran.docx
@@ -227,7 +227,7 @@
     <w:r>
       <w:tab/>
       <w:tab/>
-      <w:t>2026-08-31</w:t>
+      <w:t>2026-09-01</w:t>
       <w:br/>
       <w:br/>
     </w:r>

--- a/tillsyn/A 21821-2026 tillsynsbegäran.docx
+++ b/tillsyn/A 21821-2026 tillsynsbegäran.docx
@@ -227,7 +227,7 @@
     <w:r>
       <w:tab/>
       <w:tab/>
-      <w:t>2026-09-01</w:t>
+      <w:t>2026-09-02</w:t>
       <w:br/>
       <w:br/>
     </w:r>

--- a/tillsyn/A 21821-2026 tillsynsbegäran.docx
+++ b/tillsyn/A 21821-2026 tillsynsbegäran.docx
@@ -227,7 +227,7 @@
     <w:r>
       <w:tab/>
       <w:tab/>
-      <w:t>2026-09-02</w:t>
+      <w:t>2026-09-03</w:t>
       <w:br/>
       <w:br/>
     </w:r>

--- a/tillsyn/A 21821-2026 tillsynsbegäran.docx
+++ b/tillsyn/A 21821-2026 tillsynsbegäran.docx
@@ -227,7 +227,7 @@
     <w:r>
       <w:tab/>
       <w:tab/>
-      <w:t>2026-09-03</w:t>
+      <w:t>2026-09-04</w:t>
       <w:br/>
       <w:br/>
     </w:r>

--- a/tillsyn/A 21821-2026 tillsynsbegäran.docx
+++ b/tillsyn/A 21821-2026 tillsynsbegäran.docx
@@ -227,7 +227,7 @@
     <w:r>
       <w:tab/>
       <w:tab/>
-      <w:t>2026-09-04</w:t>
+      <w:t>2026-09-05</w:t>
       <w:br/>
       <w:br/>
     </w:r>

--- a/tillsyn/A 21821-2026 tillsynsbegäran.docx
+++ b/tillsyn/A 21821-2026 tillsynsbegäran.docx
@@ -227,7 +227,7 @@
     <w:r>
       <w:tab/>
       <w:tab/>
-      <w:t>2026-09-05</w:t>
+      <w:t>2026-09-06</w:t>
       <w:br/>
       <w:br/>
     </w:r>

--- a/tillsyn/A 21821-2026 tillsynsbegäran.docx
+++ b/tillsyn/A 21821-2026 tillsynsbegäran.docx
@@ -227,7 +227,7 @@
     <w:r>
       <w:tab/>
       <w:tab/>
-      <w:t>2026-09-06</w:t>
+      <w:t>2026-09-07</w:t>
       <w:br/>
       <w:br/>
     </w:r>

--- a/tillsyn/A 21821-2026 tillsynsbegäran.docx
+++ b/tillsyn/A 21821-2026 tillsynsbegäran.docx
@@ -227,7 +227,7 @@
     <w:r>
       <w:tab/>
       <w:tab/>
-      <w:t>2026-09-07</w:t>
+      <w:t>2026-09-08</w:t>
       <w:br/>
       <w:br/>
     </w:r>

--- a/tillsyn/A 21821-2026 tillsynsbegäran.docx
+++ b/tillsyn/A 21821-2026 tillsynsbegäran.docx
@@ -227,7 +227,7 @@
     <w:r>
       <w:tab/>
       <w:tab/>
-      <w:t>2026-09-08</w:t>
+      <w:t>2026-09-09</w:t>
       <w:br/>
       <w:br/>
     </w:r>

--- a/tillsyn/A 21821-2026 tillsynsbegäran.docx
+++ b/tillsyn/A 21821-2026 tillsynsbegäran.docx
@@ -227,7 +227,7 @@
     <w:r>
       <w:tab/>
       <w:tab/>
-      <w:t>2026-09-09</w:t>
+      <w:t>2026-09-10</w:t>
       <w:br/>
       <w:br/>
     </w:r>

--- a/tillsyn/A 21821-2026 tillsynsbegäran.docx
+++ b/tillsyn/A 21821-2026 tillsynsbegäran.docx
@@ -227,7 +227,7 @@
     <w:r>
       <w:tab/>
       <w:tab/>
-      <w:t>2026-09-10</w:t>
+      <w:t>2026-09-11</w:t>
       <w:br/>
       <w:br/>
     </w:r>

--- a/tillsyn/A 21821-2026 tillsynsbegäran.docx
+++ b/tillsyn/A 21821-2026 tillsynsbegäran.docx
@@ -227,7 +227,7 @@
     <w:r>
       <w:tab/>
       <w:tab/>
-      <w:t>2026-09-11</w:t>
+      <w:t>2026-09-12</w:t>
       <w:br/>
       <w:br/>
     </w:r>

--- a/tillsyn/A 21821-2026 tillsynsbegäran.docx
+++ b/tillsyn/A 21821-2026 tillsynsbegäran.docx
@@ -227,7 +227,7 @@
     <w:r>
       <w:tab/>
       <w:tab/>
-      <w:t>2026-09-12</w:t>
+      <w:t>2026-09-13</w:t>
       <w:br/>
       <w:br/>
     </w:r>
